--- a/交付_20260811_规划环境先验解耦/00B_术语与指标详解.docx
+++ b/交付_20260811_规划环境先验解耦/00B_术语与指标详解.docx
@@ -212,7 +212,7 @@
           <w:rFonts w:ascii="SimSun" w:hAnsi="SimSun" w:eastAsia="SimSun"/>
           <w:b/>
         </w:rPr>
-        <w:t>回答：现场哪里被占据，什么挡住视线。</w:t>
+        <w:t>回答：规划器当前认为现场哪里能走、什么会挡住视线。</w:t>
       </w:r>
     </w:p>
     <w:p>
@@ -224,7 +224,33 @@
         <w:rPr>
           <w:rFonts w:ascii="SimSun" w:hAnsi="SimSun" w:eastAsia="SimSun"/>
         </w:rPr>
-        <w:t>内容分两侧：</w:t>
+        <w:t xml:space="preserve">M_plan </w:t>
+      </w:r>
+      <w:r>
+        <w:rPr>
+          <w:rFonts w:ascii="SimSun" w:hAnsi="SimSun" w:eastAsia="SimSun"/>
+          <w:b/>
+        </w:rPr>
+        <w:t>不是单一表示</w:t>
+      </w:r>
+      <w:r>
+        <w:rPr>
+          <w:rFonts w:ascii="SimSun" w:hAnsi="SimSun" w:eastAsia="SimSun"/>
+        </w:rPr>
+        <w:t>，它由两个逻辑子部分组成，二者的信息来源并不相同：</w:t>
+      </w:r>
+    </w:p>
+    <w:p>
+      <w:pPr>
+        <w:ind w:left="280"/>
+      </w:pPr>
+      <w:r>
+        <w:rPr>
+          <w:rFonts w:ascii="Consolas" w:hAnsi="Consolas" w:eastAsia="Consolas"/>
+          <w:color w:val="333333"/>
+          <w:sz w:val="17"/>
+        </w:rPr>
+        <w:t>M_plan = { M_occ , M_vis }</w:t>
       </w:r>
     </w:p>
     <w:tbl>
@@ -235,14 +261,16 @@
         <w:tblLook w:firstColumn="1" w:firstRow="1" w:lastColumn="0" w:lastRow="0" w:noHBand="0" w:noVBand="1" w:val="04A0"/>
       </w:tblPr>
       <w:tblGrid>
-        <w:gridCol w:w="2880"/>
-        <w:gridCol w:w="2880"/>
-        <w:gridCol w:w="2880"/>
+        <w:gridCol w:w="1728"/>
+        <w:gridCol w:w="1728"/>
+        <w:gridCol w:w="1728"/>
+        <w:gridCol w:w="1728"/>
+        <w:gridCol w:w="1728"/>
       </w:tblGrid>
       <w:tr>
         <w:tc>
           <w:tcPr>
-            <w:tcW w:type="dxa" w:w="2880"/>
+            <w:tcW w:type="dxa" w:w="1728"/>
           </w:tcPr>
           <w:p>
             <w:pPr>
@@ -254,13 +282,13 @@
                 <w:b/>
                 <w:sz w:val="17"/>
               </w:rPr>
-              <w:t>侧</w:t>
+              <w:t>子部分</w:t>
             </w:r>
           </w:p>
         </w:tc>
         <w:tc>
           <w:tcPr>
-            <w:tcW w:type="dxa" w:w="2880"/>
+            <w:tcW w:type="dxa" w:w="1728"/>
           </w:tcPr>
           <w:p>
             <w:pPr>
@@ -278,7 +306,7 @@
         </w:tc>
         <w:tc>
           <w:tcPr>
-            <w:tcW w:type="dxa" w:w="2880"/>
+            <w:tcW w:type="dxa" w:w="1728"/>
           </w:tcPr>
           <w:p>
             <w:pPr>
@@ -290,15 +318,13 @@
                 <w:b/>
                 <w:sz w:val="17"/>
               </w:rPr>
-              <w:t>用途</w:t>
+              <w:t>用于</w:t>
             </w:r>
           </w:p>
         </w:tc>
-      </w:tr>
-      <w:tr>
         <w:tc>
           <w:tcPr>
-            <w:tcW w:type="dxa" w:w="2880"/>
+            <w:tcW w:type="dxa" w:w="1728"/>
           </w:tcPr>
           <w:p>
             <w:pPr>
@@ -310,49 +336,13 @@
                 <w:b/>
                 <w:sz w:val="17"/>
               </w:rPr>
-              <w:t>占据侧</w:t>
+              <w:t>初始内容来自</w:t>
             </w:r>
           </w:p>
         </w:tc>
         <w:tc>
           <w:tcPr>
-            <w:tcW w:type="dxa" w:w="2880"/>
-          </w:tcPr>
-          <w:p>
-            <w:pPr>
-              <w:spacing w:before="20" w:after="20"/>
-            </w:pPr>
-            <w:r>
-              <w:rPr>
-                <w:rFonts w:ascii="SimSun" w:hAnsi="SimSun" w:eastAsia="SimSun"/>
-                <w:sz w:val="17"/>
-              </w:rPr>
-              <w:t>平面三态栅格</w:t>
-            </w:r>
-          </w:p>
-        </w:tc>
-        <w:tc>
-          <w:tcPr>
-            <w:tcW w:type="dxa" w:w="2880"/>
-          </w:tcPr>
-          <w:p>
-            <w:pPr>
-              <w:spacing w:before="20" w:after="20"/>
-            </w:pPr>
-            <w:r>
-              <w:rPr>
-                <w:rFonts w:ascii="SimSun" w:hAnsi="SimSun" w:eastAsia="SimSun"/>
-                <w:sz w:val="17"/>
-              </w:rPr>
-              <w:t>判断移动平台能不能走、路径多长</w:t>
-            </w:r>
-          </w:p>
-        </w:tc>
-      </w:tr>
-      <w:tr>
-        <w:tc>
-          <w:tcPr>
-            <w:tcW w:type="dxa" w:w="2880"/>
+            <w:tcW w:type="dxa" w:w="1728"/>
           </w:tcPr>
           <w:p>
             <w:pPr>
@@ -364,13 +354,40 @@
                 <w:b/>
                 <w:sz w:val="17"/>
               </w:rPr>
-              <w:t>遮挡侧</w:t>
+              <w:t>如何更新</w:t>
+            </w:r>
+          </w:p>
+        </w:tc>
+      </w:tr>
+      <w:tr>
+        <w:tc>
+          <w:tcPr>
+            <w:tcW w:type="dxa" w:w="1728"/>
+          </w:tcPr>
+          <w:p>
+            <w:pPr>
+              <w:spacing w:before="20" w:after="20"/>
+            </w:pPr>
+            <w:r>
+              <w:rPr>
+                <w:rFonts w:ascii="SimSun" w:hAnsi="SimSun" w:eastAsia="SimSun"/>
+                <w:b/>
+                <w:sz w:val="17"/>
+              </w:rPr>
+              <w:t>M_occ</w:t>
+            </w:r>
+            <w:r>
+              <w:rPr>
+                <w:rFonts w:ascii="SimSun" w:hAnsi="SimSun" w:eastAsia="SimSun"/>
+                <w:sz w:val="17"/>
+              </w:rPr>
+              <w:t>（占据/通行侧）</w:t>
             </w:r>
           </w:p>
         </w:tc>
         <w:tc>
           <w:tcPr>
-            <w:tcW w:type="dxa" w:w="2880"/>
+            <w:tcW w:type="dxa" w:w="1728"/>
           </w:tcPr>
           <w:p>
             <w:pPr>
@@ -381,13 +398,13 @@
                 <w:rFonts w:ascii="SimSun" w:hAnsi="SimSun" w:eastAsia="SimSun"/>
                 <w:sz w:val="17"/>
               </w:rPr>
-              <w:t>用于射线求交的三角网</w:t>
+              <w:t>平面三态栅格 ＋ 安全禁入约束</w:t>
             </w:r>
           </w:p>
         </w:tc>
         <w:tc>
           <w:tcPr>
-            <w:tcW w:type="dxa" w:w="2880"/>
+            <w:tcW w:type="dxa" w:w="1728"/>
           </w:tcPr>
           <w:p>
             <w:pPr>
@@ -398,7 +415,145 @@
                 <w:rFonts w:ascii="SimSun" w:hAnsi="SimSun" w:eastAsia="SimSun"/>
                 <w:sz w:val="17"/>
               </w:rPr>
-              <w:t>预测某个站位能看到哪些目标表面</w:t>
+              <w:t>可通行判断、路径代价</w:t>
+            </w:r>
+          </w:p>
+        </w:tc>
+        <w:tc>
+          <w:tcPr>
+            <w:tcW w:type="dxa" w:w="1728"/>
+          </w:tcPr>
+          <w:p>
+            <w:pPr>
+              <w:spacing w:before="20" w:after="20"/>
+            </w:pPr>
+            <w:r>
+              <w:rPr>
+                <w:rFonts w:ascii="SimSun" w:hAnsi="SimSun" w:eastAsia="SimSun"/>
+                <w:b/>
+                <w:sz w:val="17"/>
+              </w:rPr>
+              <w:t>初始扫描的实测点云</w:t>
+            </w:r>
+            <w:r>
+              <w:rPr>
+                <w:rFonts w:ascii="SimSun" w:hAnsi="SimSun" w:eastAsia="SimSun"/>
+                <w:sz w:val="17"/>
+              </w:rPr>
+              <w:t>（＋允许写入的安全禁入约束）</w:t>
+            </w:r>
+          </w:p>
+        </w:tc>
+        <w:tc>
+          <w:tcPr>
+            <w:tcW w:type="dxa" w:w="1728"/>
+          </w:tcPr>
+          <w:p>
+            <w:pPr>
+              <w:spacing w:before="20" w:after="20"/>
+            </w:pPr>
+            <w:r>
+              <w:rPr>
+                <w:rFonts w:ascii="SimSun" w:hAnsi="SimSun" w:eastAsia="SimSun"/>
+                <w:sz w:val="17"/>
+              </w:rPr>
+              <w:t>每执行一站，用新增点云按同一规则并入</w:t>
+            </w:r>
+          </w:p>
+        </w:tc>
+      </w:tr>
+      <w:tr>
+        <w:tc>
+          <w:tcPr>
+            <w:tcW w:type="dxa" w:w="1728"/>
+          </w:tcPr>
+          <w:p>
+            <w:pPr>
+              <w:spacing w:before="20" w:after="20"/>
+            </w:pPr>
+            <w:r>
+              <w:rPr>
+                <w:rFonts w:ascii="SimSun" w:hAnsi="SimSun" w:eastAsia="SimSun"/>
+                <w:b/>
+                <w:sz w:val="17"/>
+              </w:rPr>
+              <w:t>M_vis</w:t>
+            </w:r>
+            <w:r>
+              <w:rPr>
+                <w:rFonts w:ascii="SimSun" w:hAnsi="SimSun" w:eastAsia="SimSun"/>
+                <w:sz w:val="17"/>
+              </w:rPr>
+              <w:t>（遮挡/可见性侧）</w:t>
+            </w:r>
+          </w:p>
+        </w:tc>
+        <w:tc>
+          <w:tcPr>
+            <w:tcW w:type="dxa" w:w="1728"/>
+          </w:tcPr>
+          <w:p>
+            <w:pPr>
+              <w:spacing w:before="20" w:after="20"/>
+            </w:pPr>
+            <w:r>
+              <w:rPr>
+                <w:rFonts w:ascii="SimSun" w:hAnsi="SimSun" w:eastAsia="SimSun"/>
+                <w:sz w:val="17"/>
+              </w:rPr>
+              <w:t>用于射线求交（first-hit）的三角网</w:t>
+            </w:r>
+          </w:p>
+        </w:tc>
+        <w:tc>
+          <w:tcPr>
+            <w:tcW w:type="dxa" w:w="1728"/>
+          </w:tcPr>
+          <w:p>
+            <w:pPr>
+              <w:spacing w:before="20" w:after="20"/>
+            </w:pPr>
+            <w:r>
+              <w:rPr>
+                <w:rFonts w:ascii="SimSun" w:hAnsi="SimSun" w:eastAsia="SimSun"/>
+                <w:sz w:val="17"/>
+              </w:rPr>
+              <w:t>可见性预测、覆盖成功概率</w:t>
+            </w:r>
+          </w:p>
+        </w:tc>
+        <w:tc>
+          <w:tcPr>
+            <w:tcW w:type="dxa" w:w="1728"/>
+          </w:tcPr>
+          <w:p>
+            <w:pPr>
+              <w:spacing w:before="20" w:after="20"/>
+            </w:pPr>
+            <w:r>
+              <w:rPr>
+                <w:rFonts w:ascii="SimSun" w:hAnsi="SimSun" w:eastAsia="SimSun"/>
+                <w:b/>
+                <w:sz w:val="17"/>
+              </w:rPr>
+              <w:t>M_ref 的目标表面 ＋ 当前实现固定保留的基础几何（地面）＋ 该先验档允许提供的部分已知环境构件</w:t>
+            </w:r>
+          </w:p>
+        </w:tc>
+        <w:tc>
+          <w:tcPr>
+            <w:tcW w:type="dxa" w:w="1728"/>
+          </w:tcPr>
+          <w:p>
+            <w:pPr>
+              <w:spacing w:before="20" w:after="20"/>
+            </w:pPr>
+            <w:r>
+              <w:rPr>
+                <w:rFonts w:ascii="SimSun" w:hAnsi="SimSun" w:eastAsia="SimSun"/>
+                <w:sz w:val="17"/>
+              </w:rPr>
+              <w:t>每执行一站，把 S7a 发现的占据几何并入</w:t>
             </w:r>
           </w:p>
         </w:tc>
@@ -407,21 +562,64 @@
     <w:p/>
     <w:p>
       <w:pPr>
-        <w:pStyle w:val="ListBullet"/>
         <w:ind w:left="360"/>
       </w:pPr>
       <w:r>
         <w:rPr>
           <w:rFonts w:ascii="SimSun" w:hAnsi="SimSun" w:eastAsia="SimSun"/>
           <w:b/>
-        </w:rPr>
-        <w:t>由实测点云建立</w:t>
+          <w:i/>
+        </w:rPr>
+        <w:t>这一点必须准确，不能简化：</w:t>
       </w:r>
       <w:r>
         <w:rPr>
           <w:rFonts w:ascii="SimSun" w:hAnsi="SimSun" w:eastAsia="SimSun"/>
-        </w:rPr>
-        <w:t>，每扫一站更新一次。</w:t>
+          <w:b/>
+          <w:i/>
+        </w:rPr>
+        <w:t>M_occ 的通行占据状态主要由实测观测建立并逐轮更新；而 M_vis 的初始内容至少包含M_ref 的目标表面与固定保留的基础几何，并可结合当时允许的已知环境先验，再由新增观测更新。</w:t>
+      </w:r>
+    </w:p>
+    <w:p>
+      <w:pPr>
+        <w:ind w:left="360"/>
+      </w:pPr>
+      <w:r>
+        <w:rPr>
+          <w:rFonts w:ascii="SimSun" w:hAnsi="SimSun" w:eastAsia="SimSun"/>
+          <w:i/>
+        </w:rPr>
+        <w:t>因此</w:t>
+      </w:r>
+      <w:r>
+        <w:rPr>
+          <w:rFonts w:ascii="SimSun" w:hAnsi="SimSun" w:eastAsia="SimSun"/>
+          <w:b/>
+          <w:i/>
+        </w:rPr>
+        <w:t>不得</w:t>
+      </w:r>
+      <w:r>
+        <w:rPr>
+          <w:rFonts w:ascii="SimSun" w:hAnsi="SimSun" w:eastAsia="SimSun"/>
+          <w:i/>
+        </w:rPr>
+        <w:t>写成「M_plan 完全由点云建立」——那对 M_vis 不成立。</w:t>
+      </w:r>
+    </w:p>
+    <w:p>
+      <w:pPr>
+        <w:pStyle w:val="Heading3"/>
+        <w:spacing w:before="120" w:after="80"/>
+      </w:pPr>
+      <w:r>
+        <w:rPr>
+          <w:rFonts w:ascii="SimHei" w:hAnsi="SimHei" w:eastAsia="SimHei"/>
+          <w:color w:val="000000"/>
+          <w:sz w:val="24"/>
+        </w:rPr>
+        <w:t>三者关系（不要读错）</w:t>
       </w:r>
     </w:p>
     <w:p>
@@ -434,13 +632,70 @@
           <w:rFonts w:ascii="SimSun" w:hAnsi="SimSun" w:eastAsia="SimSun"/>
           <w:b/>
         </w:rPr>
-        <w:t>不要求完整</w:t>
+        <w:t>M_ref ≠ M_plan</w:t>
       </w:r>
       <w:r>
         <w:rPr>
           <w:rFonts w:ascii="SimSun" w:hAnsi="SimSun" w:eastAsia="SimSun"/>
         </w:rPr>
-        <w:t>。没观测到的地方就是"未确认"。</w:t>
+        <w:t>：前者定义"要检查什么"，后者描述"现在知道现场什么样"。</w:t>
+      </w:r>
+    </w:p>
+    <w:p>
+      <w:pPr>
+        <w:pStyle w:val="ListBullet"/>
+        <w:ind w:left="360"/>
+      </w:pPr>
+      <w:r>
+        <w:rPr>
+          <w:rFonts w:ascii="SimSun" w:hAnsi="SimSun" w:eastAsia="SimSun"/>
+          <w:b/>
+        </w:rPr>
+        <w:t>但 M_ref 的目标几何是 M_vis 的一部分</w:t>
+      </w:r>
+      <w:r>
+        <w:rPr>
+          <w:rFonts w:ascii="SimSun" w:hAnsi="SimSun" w:eastAsia="SimSun"/>
+        </w:rPr>
+        <w:t>：目标构件本身就会挡住视线，把它排除在遮挡模型之外在物理上讲不通。</w:t>
+      </w:r>
+    </w:p>
+    <w:p>
+      <w:pPr>
+        <w:pStyle w:val="ListBullet"/>
+        <w:ind w:left="360"/>
+      </w:pPr>
+      <w:r>
+        <w:rPr>
+          <w:rFonts w:ascii="SimSun" w:hAnsi="SimSun" w:eastAsia="SimSun"/>
+        </w:rPr>
+        <w:t>因此</w:t>
+      </w:r>
+      <w:r>
+        <w:rPr>
+          <w:rFonts w:ascii="SimSun" w:hAnsi="SimSun" w:eastAsia="SimSun"/>
+          <w:b/>
+        </w:rPr>
+        <w:t>既不能</w:t>
+      </w:r>
+      <w:r>
+        <w:rPr>
+          <w:rFonts w:ascii="SimSun" w:hAnsi="SimSun" w:eastAsia="SimSun"/>
+        </w:rPr>
+        <w:t>说「M_plan 不使用 M_ref」，</w:t>
+      </w:r>
+      <w:r>
+        <w:rPr>
+          <w:rFonts w:ascii="SimSun" w:hAnsi="SimSun" w:eastAsia="SimSun"/>
+          <w:b/>
+        </w:rPr>
+        <w:t>也不能</w:t>
+      </w:r>
+      <w:r>
+        <w:rPr>
+          <w:rFonts w:ascii="SimSun" w:hAnsi="SimSun" w:eastAsia="SimSun"/>
+        </w:rPr>
+        <w:t>说「M_plan 就是 M_ref」。</w:t>
       </w:r>
     </w:p>
     <w:p>
@@ -467,7 +722,7 @@
           <w:b/>
           <w:i/>
         </w:rPr>
-        <w:t>凡 M_ref 声明为目标的表面，M_plan 的初始内容必须包含其几何。</w:t>
+        <w:t>凡 M_ref 声明为目标的表面，M_vis 的初始内容必须包含其几何。</w:t>
       </w:r>
     </w:p>
     <w:p>
@@ -492,9 +747,296 @@
         <w:rPr>
           <w:rFonts w:ascii="SimSun" w:hAnsi="SimSun" w:eastAsia="SimSun"/>
         </w:rPr>
-        <w:t>环境几何。本轮曾出现过违反这条的状态，已修复并加了测试。</w:t>
+        <w:t>环境几何。本轮曾出现过违反这条的状态，已修复并加了测试（</w:t>
+      </w:r>
+      <w:r>
+        <w:rPr>
+          <w:rFonts w:ascii="Consolas" w:hAnsi="Consolas" w:eastAsia="Consolas"/>
+          <w:sz w:val="18"/>
+        </w:rPr>
+        <w:t>test_every_target_surface_is_present_in_the_planning_model</w:t>
+      </w:r>
+      <w:r>
+        <w:rPr>
+          <w:rFonts w:ascii="SimSun" w:hAnsi="SimSun" w:eastAsia="SimSun"/>
+        </w:rPr>
+        <w:t>）。</w:t>
       </w:r>
     </w:p>
+    <w:p>
+      <w:pPr>
+        <w:pStyle w:val="Heading3"/>
+        <w:spacing w:before="120" w:after="80"/>
+      </w:pPr>
+      <w:r>
+        <w:rPr>
+          <w:rFonts w:ascii="SimHei" w:hAnsi="SimHei" w:eastAsia="SimHei"/>
+          <w:color w:val="000000"/>
+          <w:sz w:val="24"/>
+        </w:rPr>
+        <w:t>代码中的对应</w:t>
+      </w:r>
+    </w:p>
+    <w:p>
+      <w:pPr>
+        <w:spacing w:after="80"/>
+        <w:jc w:val="both"/>
+      </w:pPr>
+      <w:r>
+        <w:rPr>
+          <w:rFonts w:ascii="SimSun" w:hAnsi="SimSun" w:eastAsia="SimSun"/>
+        </w:rPr>
+        <w:t>本轮只做概念定义澄清，</w:t>
+      </w:r>
+      <w:r>
+        <w:rPr>
+          <w:rFonts w:ascii="SimSun" w:hAnsi="SimSun" w:eastAsia="SimSun"/>
+          <w:b/>
+        </w:rPr>
+        <w:t>未重命名代码变量</w:t>
+      </w:r>
+      <w:r>
+        <w:rPr>
+          <w:rFonts w:ascii="SimSun" w:hAnsi="SimSun" w:eastAsia="SimSun"/>
+        </w:rPr>
+        <w:t xml:space="preserve"> </w:t>
+      </w:r>
+      <w:r>
+        <w:rPr>
+          <w:rFonts w:ascii="SimSun" w:hAnsi="SimSun" w:eastAsia="SimSun"/>
+          <w:b/>
+        </w:rPr>
+        <w:t>[C]</w:t>
+      </w:r>
+      <w:r>
+        <w:rPr>
+          <w:rFonts w:ascii="SimSun" w:hAnsi="SimSun" w:eastAsia="SimSun"/>
+        </w:rPr>
+        <w:t>。对应关系：</w:t>
+      </w:r>
+    </w:p>
+    <w:tbl>
+      <w:tblPr>
+        <w:tblStyle w:val="TableGrid"/>
+        <w:tblW w:type="auto" w:w="0"/>
+        <w:jc w:val="center"/>
+        <w:tblLook w:firstColumn="1" w:firstRow="1" w:lastColumn="0" w:lastRow="0" w:noHBand="0" w:noVBand="1" w:val="04A0"/>
+      </w:tblPr>
+      <w:tblGrid>
+        <w:gridCol w:w="4320"/>
+        <w:gridCol w:w="4320"/>
+      </w:tblGrid>
+      <w:tr>
+        <w:tc>
+          <w:tcPr>
+            <w:tcW w:type="dxa" w:w="4320"/>
+          </w:tcPr>
+          <w:p>
+            <w:pPr>
+              <w:spacing w:before="20" w:after="20"/>
+            </w:pPr>
+            <w:r>
+              <w:rPr>
+                <w:rFonts w:ascii="SimSun" w:hAnsi="SimSun" w:eastAsia="SimSun"/>
+                <w:b/>
+                <w:sz w:val="17"/>
+              </w:rPr>
+              <w:t>概念</w:t>
+            </w:r>
+          </w:p>
+        </w:tc>
+        <w:tc>
+          <w:tcPr>
+            <w:tcW w:type="dxa" w:w="4320"/>
+          </w:tcPr>
+          <w:p>
+            <w:pPr>
+              <w:spacing w:before="20" w:after="20"/>
+            </w:pPr>
+            <w:r>
+              <w:rPr>
+                <w:rFonts w:ascii="SimSun" w:hAnsi="SimSun" w:eastAsia="SimSun"/>
+                <w:b/>
+                <w:sz w:val="17"/>
+              </w:rPr>
+              <w:t>代码</w:t>
+            </w:r>
+          </w:p>
+        </w:tc>
+      </w:tr>
+      <w:tr>
+        <w:tc>
+          <w:tcPr>
+            <w:tcW w:type="dxa" w:w="4320"/>
+          </w:tcPr>
+          <w:p>
+            <w:pPr>
+              <w:spacing w:before="20" w:after="20"/>
+            </w:pPr>
+            <w:r>
+              <w:rPr>
+                <w:rFonts w:ascii="SimSun" w:hAnsi="SimSun" w:eastAsia="SimSun"/>
+                <w:sz w:val="17"/>
+              </w:rPr>
+              <w:t>M_occ</w:t>
+            </w:r>
+          </w:p>
+        </w:tc>
+        <w:tc>
+          <w:tcPr>
+            <w:tcW w:type="dxa" w:w="4320"/>
+          </w:tcPr>
+          <w:p>
+            <w:pPr>
+              <w:spacing w:before="20" w:after="20"/>
+            </w:pPr>
+            <w:r>
+              <w:rPr>
+                <w:rFonts w:ascii="Consolas" w:hAnsi="Consolas" w:eastAsia="Consolas"/>
+                <w:sz w:val="17"/>
+              </w:rPr>
+              <w:t>SimWorld.env</w:t>
+            </w:r>
+            <w:r>
+              <w:rPr>
+                <w:rFonts w:ascii="SimSun" w:hAnsi="SimSun" w:eastAsia="SimSun"/>
+                <w:sz w:val="17"/>
+              </w:rPr>
+              <w:t>（</w:t>
+            </w:r>
+            <w:r>
+              <w:rPr>
+                <w:rFonts w:ascii="Consolas" w:hAnsi="Consolas" w:eastAsia="Consolas"/>
+                <w:sz w:val="17"/>
+              </w:rPr>
+              <w:t>PlanningEnvGrid</w:t>
+            </w:r>
+            <w:r>
+              <w:rPr>
+                <w:rFonts w:ascii="SimSun" w:hAnsi="SimSun" w:eastAsia="SimSun"/>
+                <w:sz w:val="17"/>
+              </w:rPr>
+              <w:t>）</w:t>
+            </w:r>
+          </w:p>
+        </w:tc>
+      </w:tr>
+      <w:tr>
+        <w:tc>
+          <w:tcPr>
+            <w:tcW w:type="dxa" w:w="4320"/>
+          </w:tcPr>
+          <w:p>
+            <w:pPr>
+              <w:spacing w:before="20" w:after="20"/>
+            </w:pPr>
+            <w:r>
+              <w:rPr>
+                <w:rFonts w:ascii="SimSun" w:hAnsi="SimSun" w:eastAsia="SimSun"/>
+                <w:sz w:val="17"/>
+              </w:rPr>
+              <w:t>M_vis</w:t>
+            </w:r>
+          </w:p>
+        </w:tc>
+        <w:tc>
+          <w:tcPr>
+            <w:tcW w:type="dxa" w:w="4320"/>
+          </w:tcPr>
+          <w:p>
+            <w:pPr>
+              <w:spacing w:before="20" w:after="20"/>
+            </w:pPr>
+            <w:r>
+              <w:rPr>
+                <w:rFonts w:ascii="Consolas" w:hAnsi="Consolas" w:eastAsia="Consolas"/>
+                <w:sz w:val="17"/>
+              </w:rPr>
+              <w:t>SimWorld.plan_oracle</w:t>
+            </w:r>
+            <w:r>
+              <w:rPr>
+                <w:rFonts w:ascii="SimSun" w:hAnsi="SimSun" w:eastAsia="SimSun"/>
+                <w:sz w:val="17"/>
+              </w:rPr>
+              <w:t xml:space="preserve">（初始内容由 </w:t>
+            </w:r>
+            <w:r>
+              <w:rPr>
+                <w:rFonts w:ascii="Consolas" w:hAnsi="Consolas" w:eastAsia="Consolas"/>
+                <w:sz w:val="17"/>
+              </w:rPr>
+              <w:t>SimWorld.ref_tris</w:t>
+            </w:r>
+            <w:r>
+              <w:rPr>
+                <w:rFonts w:ascii="SimSun" w:hAnsi="SimSun" w:eastAsia="SimSun"/>
+                <w:sz w:val="17"/>
+              </w:rPr>
+              <w:t xml:space="preserve"> 决定）</w:t>
+            </w:r>
+          </w:p>
+        </w:tc>
+      </w:tr>
+      <w:tr>
+        <w:tc>
+          <w:tcPr>
+            <w:tcW w:type="dxa" w:w="4320"/>
+          </w:tcPr>
+          <w:p>
+            <w:pPr>
+              <w:spacing w:before="20" w:after="20"/>
+            </w:pPr>
+            <w:r>
+              <w:rPr>
+                <w:rFonts w:ascii="SimSun" w:hAnsi="SimSun" w:eastAsia="SimSun"/>
+                <w:sz w:val="17"/>
+              </w:rPr>
+              <w:t>M_ref 的目标表面</w:t>
+            </w:r>
+          </w:p>
+        </w:tc>
+        <w:tc>
+          <w:tcPr>
+            <w:tcW w:type="dxa" w:w="4320"/>
+          </w:tcPr>
+          <w:p>
+            <w:pPr>
+              <w:spacing w:before="20" w:after="20"/>
+            </w:pPr>
+            <w:r>
+              <w:rPr>
+                <w:rFonts w:ascii="Consolas" w:hAnsi="Consolas" w:eastAsia="Consolas"/>
+                <w:sz w:val="17"/>
+              </w:rPr>
+              <w:t>world.patches</w:t>
+            </w:r>
+            <w:r>
+              <w:rPr>
+                <w:rFonts w:ascii="SimSun" w:hAnsi="SimSun" w:eastAsia="SimSun"/>
+                <w:sz w:val="17"/>
+              </w:rPr>
+              <w:t xml:space="preserve"> / </w:t>
+            </w:r>
+            <w:r>
+              <w:rPr>
+                <w:rFonts w:ascii="Consolas" w:hAnsi="Consolas" w:eastAsia="Consolas"/>
+                <w:sz w:val="17"/>
+              </w:rPr>
+              <w:t>tri_to_patch &gt;= 0</w:t>
+            </w:r>
+            <w:r>
+              <w:rPr>
+                <w:rFonts w:ascii="SimSun" w:hAnsi="SimSun" w:eastAsia="SimSun"/>
+                <w:sz w:val="17"/>
+              </w:rPr>
+              <w:t xml:space="preserve"> 的三角面</w:t>
+            </w:r>
+          </w:p>
+        </w:tc>
+      </w:tr>
+    </w:tbl>
+    <w:p/>
     <w:p>
       <w:pPr>
         <w:pStyle w:val="Heading2"/>
@@ -1543,13 +2085,136 @@
           <w:rFonts w:ascii="SimSun" w:hAnsi="SimSun" w:eastAsia="SimSun"/>
           <w:b/>
         </w:rPr>
-        <w:t>"射线穿过 = 自由"是唯一能由观测*证明*某处可通行的依据。</w:t>
+        <w:t>自由状态来自射线穿越，而非来自"模型里此处为空"。</w:t>
       </w:r>
       <w:r>
         <w:rPr>
           <w:rFonts w:ascii="SimSun" w:hAnsi="SimSun" w:eastAsia="SimSun"/>
         </w:rPr>
-        <w:t xml:space="preserve"> 激光打到那个回波点才停下，沿途必然是空的。</w:t>
+        <w:t xml:space="preserve"> 但必须准确理解其物理含义：当前实现把</w:t>
+      </w:r>
+      <w:r>
+        <w:rPr>
+          <w:rFonts w:ascii="SimSun" w:hAnsi="SimSun" w:eastAsia="SimSun"/>
+          <w:b/>
+        </w:rPr>
+        <w:t>全部</w:t>
+      </w:r>
+      <w:r>
+        <w:rPr>
+          <w:rFonts w:ascii="SimSun" w:hAnsi="SimSun" w:eastAsia="SimSun"/>
+        </w:rPr>
+        <w:t>回波点（不限高度）的射线</w:t>
+      </w:r>
+      <w:r>
+        <w:rPr>
+          <w:rFonts w:ascii="SimSun" w:hAnsi="SimSun" w:eastAsia="SimSun"/>
+          <w:b/>
+        </w:rPr>
+        <w:t>按 XY 投影</w:t>
+      </w:r>
+      <w:r>
+        <w:rPr>
+          <w:rFonts w:ascii="SimSun" w:hAnsi="SimSun" w:eastAsia="SimSun"/>
+        </w:rPr>
+        <w:t>标记沿途栅格为自由，不考虑射线高度随距离的变化。因此一条从 2.0 m 高的三脚架掠过 1.0 m 障碍上方的射线，也会把该障碍所在栅格标为自由。</w:t>
+      </w:r>
+    </w:p>
+    <w:p>
+      <w:pPr>
+        <w:spacing w:after="80"/>
+        <w:jc w:val="both"/>
+      </w:pPr>
+      <w:r>
+        <w:rPr>
+          <w:rFonts w:ascii="SimSun" w:hAnsi="SimSun" w:eastAsia="SimSun"/>
+        </w:rPr>
+        <w:t xml:space="preserve">  &gt; 准确表述应为：</w:t>
+      </w:r>
+      <w:r>
+        <w:rPr>
+          <w:rFonts w:ascii="SimSun" w:hAnsi="SimSun" w:eastAsia="SimSun"/>
+          <w:b/>
+        </w:rPr>
+        <w:t>将射线穿越区域作为自由空间的观测证据，并在当前二维栅格实施方式  &gt; 下据此更新 FREE 状态</w:t>
+      </w:r>
+      <w:r>
+        <w:rPr>
+          <w:rFonts w:ascii="SimSun" w:hAnsi="SimSun" w:eastAsia="SimSun"/>
+        </w:rPr>
+        <w:t>。该状态是</w:t>
+      </w:r>
+      <w:r>
+        <w:rPr>
+          <w:rFonts w:ascii="SimSun" w:hAnsi="SimSun" w:eastAsia="SimSun"/>
+          <w:b/>
+        </w:rPr>
+        <w:t>基于二维投影的规划近似</w:t>
+      </w:r>
+      <w:r>
+        <w:rPr>
+          <w:rFonts w:ascii="SimSun" w:hAnsi="SimSun" w:eastAsia="SimSun"/>
+        </w:rPr>
+        <w:t>，最终仍受平台半径收缩、  &gt; 已确认占据优先以及安全禁入区约束。</w:t>
+      </w:r>
+      <w:r>
+        <w:rPr>
+          <w:rFonts w:ascii="SimSun" w:hAnsi="SimSun" w:eastAsia="SimSun"/>
+          <w:b/>
+        </w:rPr>
+        <w:t>不得</w:t>
+      </w:r>
+      <w:r>
+        <w:rPr>
+          <w:rFonts w:ascii="SimSun" w:hAnsi="SimSun" w:eastAsia="SimSun"/>
+        </w:rPr>
+        <w:t xml:space="preserve">写成"证明该位置可通行"。  &gt;  &gt; 自限机制与实测量级：同一物体通常也会在通行高度带内产生回波而被标为占据，占据  &gt; 优先且不被抹回。实测（S/low seed0，P0，初始三站后）"M_plan 说能走、实景不能走"  &gt; 的栅格占 M_plan 可通行的 </w:t>
+      </w:r>
+      <w:r>
+        <w:rPr>
+          <w:rFonts w:ascii="SimSun" w:hAnsi="SimSun" w:eastAsia="SimSun"/>
+          <w:b/>
+        </w:rPr>
+        <w:t>1.41%</w:t>
+      </w:r>
+      <w:r>
+        <w:rPr>
+          <w:rFonts w:ascii="SimSun" w:hAnsi="SimSun" w:eastAsia="SimSun"/>
+        </w:rPr>
+        <w:t xml:space="preserve">，而反方向（保守地判为不能走）占 </w:t>
+      </w:r>
+      <w:r>
+        <w:rPr>
+          <w:rFonts w:ascii="SimSun" w:hAnsi="SimSun" w:eastAsia="SimSun"/>
+          <w:b/>
+        </w:rPr>
+        <w:t>14.31%</w:t>
+      </w:r>
+      <w:r>
+        <w:rPr>
+          <w:rFonts w:ascii="SimSun" w:hAnsi="SimSun" w:eastAsia="SimSun"/>
+        </w:rPr>
+        <w:t xml:space="preserve"> ——  &gt; 该实现整体偏保守。详见 </w:t>
+      </w:r>
+      <w:r>
+        <w:rPr>
+          <w:rFonts w:ascii="Consolas" w:hAnsi="Consolas" w:eastAsia="Consolas"/>
+          <w:sz w:val="18"/>
+        </w:rPr>
+        <w:t>09_剩余代码逻辑核查.md</w:t>
+      </w:r>
+      <w:r>
+        <w:rPr>
+          <w:rFonts w:ascii="SimSun" w:hAnsi="SimSun" w:eastAsia="SimSun"/>
+        </w:rPr>
+        <w:t xml:space="preserve"> 核查二。</w:t>
+      </w:r>
+      <w:r>
+        <w:rPr>
+          <w:rFonts w:ascii="SimSun" w:hAnsi="SimSun" w:eastAsia="SimSun"/>
+          <w:b/>
+        </w:rPr>
+        <w:t>[A]</w:t>
       </w:r>
     </w:p>
     <w:p>
@@ -1931,7 +2596,36 @@
                 <w:rFonts w:ascii="SimSun" w:hAnsi="SimSun" w:eastAsia="SimSun"/>
                 <w:sz w:val="17"/>
               </w:rPr>
-              <w:t>探索基线。收益改为"预计新揭示多少未确认栅格"，其余（平台、传感器、预算、安全约束、路径规划、成本折算）与本方法完全相同</w:t>
+              <w:t xml:space="preserve">探索基线。收益为"预计新揭示多少未确认栅格"，候选来自 frontier 栅格。与本方法共用平台、传感器、初始站、预算、站数上限、安全约束、A*/距离场、去重半径、成本折算与同一个 </w:t>
+            </w:r>
+            <w:r>
+              <w:rPr>
+                <w:rFonts w:ascii="Consolas" w:hAnsi="Consolas" w:eastAsia="Consolas"/>
+                <w:sz w:val="17"/>
+              </w:rPr>
+              <w:t>PlanningEnvGrid</w:t>
+            </w:r>
+            <w:r>
+              <w:rPr>
+                <w:rFonts w:ascii="SimSun" w:hAnsi="SimSun" w:eastAsia="SimSun"/>
+                <w:sz w:val="17"/>
+              </w:rPr>
+              <w:t>；</w:t>
+            </w:r>
+            <w:r>
+              <w:rPr>
+                <w:rFonts w:ascii="SimSun" w:hAnsi="SimSun" w:eastAsia="SimSun"/>
+                <w:b/>
+                <w:sz w:val="17"/>
+              </w:rPr>
+              <w:t>候选生成规则与收益函数各按自身任务范式</w:t>
+            </w:r>
+            <w:r>
+              <w:rPr>
+                <w:rFonts w:ascii="SimSun" w:hAnsi="SimSun" w:eastAsia="SimSun"/>
+                <w:sz w:val="17"/>
+              </w:rPr>
+              <w:t>，故不是"只替换目标函数"的单因素消融</w:t>
             </w:r>
           </w:p>
         </w:tc>
@@ -1980,6 +2674,25 @@
           <w:rFonts w:ascii="SimSun" w:hAnsi="SimSun" w:eastAsia="SimSun"/>
         </w:rPr>
         <w:t xml:space="preserve"> 这个差值可以干净地归因于在线环境更新。</w:t>
+      </w:r>
+    </w:p>
+    <w:p>
+      <w:pPr>
+        <w:spacing w:after="80"/>
+        <w:jc w:val="both"/>
+      </w:pPr>
+      <w:r>
+        <w:rPr>
+          <w:rFonts w:ascii="SimSun" w:hAnsi="SimSun" w:eastAsia="SimSun"/>
+          <w:b/>
+        </w:rPr>
+        <w:t>Bfrontier 与 B10/B11 之间不是这种关系</w:t>
+      </w:r>
+      <w:r>
+        <w:rPr>
+          <w:rFonts w:ascii="SimSun" w:hAnsi="SimSun" w:eastAsia="SimSun"/>
+        </w:rPr>
+        <w:t xml:space="preserve"> —— 它们的候选空间、收益口径、是否使用遮挡模型三者同时不同，差值不可归因于其中任一单项。</w:t>
       </w:r>
     </w:p>
     <w:p>
@@ -2420,7 +3133,14 @@
                 <w:b/>
                 <w:sz w:val="17"/>
               </w:rPr>
-              <w:t>只有目标表面</w:t>
+              <w:t>不提供额外非目标环境构件</w:t>
+            </w:r>
+            <w:r>
+              <w:rPr>
+                <w:rFonts w:ascii="SimSun" w:hAnsi="SimSun" w:eastAsia="SimSun"/>
+                <w:sz w:val="17"/>
+              </w:rPr>
+              <w:t>（目标表面与地面仍在）</w:t>
             </w:r>
           </w:p>
         </w:tc>
@@ -2454,7 +3174,7 @@
                 <w:rFonts w:ascii="SimSun" w:hAnsi="SimSun" w:eastAsia="SimSun"/>
                 <w:sz w:val="17"/>
               </w:rPr>
-              <w:t>同上，最弱：模型只说要检查什么</w:t>
+              <w:t>同上，最弱</w:t>
             </w:r>
           </w:p>
         </w:tc>
@@ -2612,6 +3332,525 @@
           <w:color w:val="000000"/>
           <w:sz w:val="24"/>
         </w:rPr>
+        <w:t>7.0 全部指标的共同基础（先看这一段）</w:t>
+      </w:r>
+    </w:p>
+    <w:p>
+      <w:pPr>
+        <w:spacing w:after="80"/>
+        <w:jc w:val="both"/>
+      </w:pPr>
+      <w:r>
+        <w:rPr>
+          <w:rFonts w:ascii="SimSun" w:hAnsi="SimSun" w:eastAsia="SimSun"/>
+        </w:rPr>
+        <w:t>实现位置：</w:t>
+      </w:r>
+      <w:r>
+        <w:rPr>
+          <w:rFonts w:ascii="Consolas" w:hAnsi="Consolas" w:eastAsia="Consolas"/>
+          <w:sz w:val="18"/>
+        </w:rPr>
+        <w:t>src/patent_gap/simulation/closed_loop_v2.py::episode_metrics()</w:t>
+      </w:r>
+      <w:r>
+        <w:rPr>
+          <w:rFonts w:ascii="SimSun" w:hAnsi="SimSun" w:eastAsia="SimSun"/>
+        </w:rPr>
+        <w:t xml:space="preserve"> </w:t>
+      </w:r>
+      <w:r>
+        <w:rPr>
+          <w:rFonts w:ascii="SimSun" w:hAnsi="SimSun" w:eastAsia="SimSun"/>
+          <w:b/>
+        </w:rPr>
+        <w:t>[A]</w:t>
+      </w:r>
+    </w:p>
+    <w:tbl>
+      <w:tblPr>
+        <w:tblStyle w:val="TableGrid"/>
+        <w:tblW w:type="auto" w:w="0"/>
+        <w:jc w:val="center"/>
+        <w:tblLook w:firstColumn="1" w:firstRow="1" w:lastColumn="0" w:lastRow="0" w:noHBand="0" w:noVBand="1" w:val="04A0"/>
+      </w:tblPr>
+      <w:tblGrid>
+        <w:gridCol w:w="2880"/>
+        <w:gridCol w:w="2880"/>
+        <w:gridCol w:w="2880"/>
+      </w:tblGrid>
+      <w:tr>
+        <w:tc>
+          <w:tcPr>
+            <w:tcW w:type="dxa" w:w="2880"/>
+          </w:tcPr>
+          <w:p>
+            <w:pPr>
+              <w:spacing w:before="20" w:after="20"/>
+            </w:pPr>
+            <w:r>
+              <w:rPr>
+                <w:rFonts w:ascii="SimSun" w:hAnsi="SimSun" w:eastAsia="SimSun"/>
+                <w:b/>
+                <w:sz w:val="17"/>
+              </w:rPr>
+              <w:t>符号</w:t>
+            </w:r>
+          </w:p>
+        </w:tc>
+        <w:tc>
+          <w:tcPr>
+            <w:tcW w:type="dxa" w:w="2880"/>
+          </w:tcPr>
+          <w:p>
+            <w:pPr>
+              <w:spacing w:before="20" w:after="20"/>
+            </w:pPr>
+            <w:r>
+              <w:rPr>
+                <w:rFonts w:ascii="SimSun" w:hAnsi="SimSun" w:eastAsia="SimSun"/>
+                <w:b/>
+                <w:sz w:val="17"/>
+              </w:rPr>
+              <w:t>代码</w:t>
+            </w:r>
+          </w:p>
+        </w:tc>
+        <w:tc>
+          <w:tcPr>
+            <w:tcW w:type="dxa" w:w="2880"/>
+          </w:tcPr>
+          <w:p>
+            <w:pPr>
+              <w:spacing w:before="20" w:after="20"/>
+            </w:pPr>
+            <w:r>
+              <w:rPr>
+                <w:rFonts w:ascii="SimSun" w:hAnsi="SimSun" w:eastAsia="SimSun"/>
+                <w:b/>
+                <w:sz w:val="17"/>
+              </w:rPr>
+              <w:t>含义</w:t>
+            </w:r>
+          </w:p>
+        </w:tc>
+      </w:tr>
+      <w:tr>
+        <w:tc>
+          <w:tcPr>
+            <w:tcW w:type="dxa" w:w="2880"/>
+          </w:tcPr>
+          <w:p>
+            <w:pPr>
+              <w:spacing w:before="20" w:after="20"/>
+            </w:pPr>
+            <w:r>
+              <w:rPr>
+                <w:rFonts w:ascii="Consolas" w:hAnsi="Consolas" w:eastAsia="Consolas"/>
+                <w:sz w:val="17"/>
+              </w:rPr>
+              <w:t>A_i</w:t>
+            </w:r>
+          </w:p>
+        </w:tc>
+        <w:tc>
+          <w:tcPr>
+            <w:tcW w:type="dxa" w:w="2880"/>
+          </w:tcPr>
+          <w:p>
+            <w:pPr>
+              <w:spacing w:before="20" w:after="20"/>
+            </w:pPr>
+            <w:r>
+              <w:rPr>
+                <w:rFonts w:ascii="Consolas" w:hAnsi="Consolas" w:eastAsia="Consolas"/>
+                <w:sz w:val="17"/>
+              </w:rPr>
+              <w:t>p["area"]</w:t>
+            </w:r>
+          </w:p>
+        </w:tc>
+        <w:tc>
+          <w:tcPr>
+            <w:tcW w:type="dxa" w:w="2880"/>
+          </w:tcPr>
+          <w:p>
+            <w:pPr>
+              <w:spacing w:before="20" w:after="20"/>
+            </w:pPr>
+            <w:r>
+              <w:rPr>
+                <w:rFonts w:ascii="SimSun" w:hAnsi="SimSun" w:eastAsia="SimSun"/>
+                <w:sz w:val="17"/>
+              </w:rPr>
+              <w:t>分块 i 的面积</w:t>
+            </w:r>
+          </w:p>
+        </w:tc>
+      </w:tr>
+      <w:tr>
+        <w:tc>
+          <w:tcPr>
+            <w:tcW w:type="dxa" w:w="2880"/>
+          </w:tcPr>
+          <w:p>
+            <w:pPr>
+              <w:spacing w:before="20" w:after="20"/>
+            </w:pPr>
+            <w:r>
+              <w:rPr>
+                <w:rFonts w:ascii="Consolas" w:hAnsi="Consolas" w:eastAsia="Consolas"/>
+                <w:sz w:val="17"/>
+              </w:rPr>
+              <w:t>E_i</w:t>
+            </w:r>
+          </w:p>
+        </w:tc>
+        <w:tc>
+          <w:tcPr>
+            <w:tcW w:type="dxa" w:w="2880"/>
+          </w:tcPr>
+          <w:p>
+            <w:pPr>
+              <w:spacing w:before="20" w:after="20"/>
+            </w:pPr>
+            <w:r>
+              <w:rPr>
+                <w:rFonts w:ascii="Consolas" w:hAnsi="Consolas" w:eastAsia="Consolas"/>
+                <w:sz w:val="17"/>
+              </w:rPr>
+              <w:t>p["engineering_importance"]</w:t>
+            </w:r>
+          </w:p>
+        </w:tc>
+        <w:tc>
+          <w:tcPr>
+            <w:tcW w:type="dxa" w:w="2880"/>
+          </w:tcPr>
+          <w:p>
+            <w:pPr>
+              <w:spacing w:before="20" w:after="20"/>
+            </w:pPr>
+            <w:r>
+              <w:rPr>
+                <w:rFonts w:ascii="SimSun" w:hAnsi="SimSun" w:eastAsia="SimSun"/>
+                <w:sz w:val="17"/>
+              </w:rPr>
+              <w:t>分块 i 的工程重要度，∈[0,1]</w:t>
+            </w:r>
+          </w:p>
+        </w:tc>
+      </w:tr>
+      <w:tr>
+        <w:tc>
+          <w:tcPr>
+            <w:tcW w:type="dxa" w:w="2880"/>
+          </w:tcPr>
+          <w:p>
+            <w:pPr>
+              <w:spacing w:before="20" w:after="20"/>
+            </w:pPr>
+            <w:r>
+              <w:rPr>
+                <w:rFonts w:ascii="Consolas" w:hAnsi="Consolas" w:eastAsia="Consolas"/>
+                <w:sz w:val="17"/>
+              </w:rPr>
+              <w:t>C_gt[i]</w:t>
+            </w:r>
+          </w:p>
+        </w:tc>
+        <w:tc>
+          <w:tcPr>
+            <w:tcW w:type="dxa" w:w="2880"/>
+          </w:tcPr>
+          <w:p>
+            <w:pPr>
+              <w:spacing w:before="20" w:after="20"/>
+            </w:pPr>
+            <w:r>
+              <w:rPr>
+                <w:rFonts w:ascii="Consolas" w:hAnsi="Consolas" w:eastAsia="Consolas"/>
+                <w:sz w:val="17"/>
+              </w:rPr>
+              <w:t>gt["C_gt"]</w:t>
+            </w:r>
+          </w:p>
+        </w:tc>
+        <w:tc>
+          <w:tcPr>
+            <w:tcW w:type="dxa" w:w="2880"/>
+          </w:tcPr>
+          <w:p>
+            <w:pPr>
+              <w:spacing w:before="20" w:after="20"/>
+            </w:pPr>
+            <w:r>
+              <w:rPr>
+                <w:rFonts w:ascii="SimSun" w:hAnsi="SimSun" w:eastAsia="SimSun"/>
+                <w:b/>
+                <w:sz w:val="17"/>
+              </w:rPr>
+              <w:t>参考站集</w:t>
+            </w:r>
+            <w:r>
+              <w:rPr>
+                <w:rFonts w:ascii="SimSun" w:hAnsi="SimSun" w:eastAsia="SimSun"/>
+                <w:sz w:val="17"/>
+              </w:rPr>
+              <w:t>（8 m 网格撒满、剔除禁入区）对分块 i 能达到的覆盖率</w:t>
+            </w:r>
+          </w:p>
+        </w:tc>
+      </w:tr>
+      <w:tr>
+        <w:tc>
+          <w:tcPr>
+            <w:tcW w:type="dxa" w:w="2880"/>
+          </w:tcPr>
+          <w:p>
+            <w:pPr>
+              <w:spacing w:before="20" w:after="20"/>
+            </w:pPr>
+            <w:r>
+              <w:rPr>
+                <w:rFonts w:ascii="Consolas" w:hAnsi="Consolas" w:eastAsia="Consolas"/>
+                <w:sz w:val="17"/>
+              </w:rPr>
+              <w:t>C_init[i]</w:t>
+            </w:r>
+          </w:p>
+        </w:tc>
+        <w:tc>
+          <w:tcPr>
+            <w:tcW w:type="dxa" w:w="2880"/>
+          </w:tcPr>
+          <w:p>
+            <w:pPr>
+              <w:spacing w:before="20" w:after="20"/>
+            </w:pPr>
+            <w:r>
+              <w:rPr>
+                <w:rFonts w:ascii="Consolas" w:hAnsi="Consolas" w:eastAsia="Consolas"/>
+                <w:sz w:val="17"/>
+              </w:rPr>
+              <w:t>gt["C_init"]</w:t>
+            </w:r>
+          </w:p>
+        </w:tc>
+        <w:tc>
+          <w:tcPr>
+            <w:tcW w:type="dxa" w:w="2880"/>
+          </w:tcPr>
+          <w:p>
+            <w:pPr>
+              <w:spacing w:before="20" w:after="20"/>
+            </w:pPr>
+            <w:r>
+              <w:rPr>
+                <w:rFonts w:ascii="SimSun" w:hAnsi="SimSun" w:eastAsia="SimSun"/>
+                <w:sz w:val="17"/>
+              </w:rPr>
+              <w:t>初始扫描对分块 i 的覆盖率</w:t>
+            </w:r>
+          </w:p>
+        </w:tc>
+      </w:tr>
+      <w:tr>
+        <w:tc>
+          <w:tcPr>
+            <w:tcW w:type="dxa" w:w="2880"/>
+          </w:tcPr>
+          <w:p>
+            <w:pPr>
+              <w:spacing w:before="20" w:after="20"/>
+            </w:pPr>
+            <w:r>
+              <w:rPr>
+                <w:rFonts w:ascii="Consolas" w:hAnsi="Consolas" w:eastAsia="Consolas"/>
+                <w:sz w:val="17"/>
+              </w:rPr>
+              <w:t>C_now[i]</w:t>
+            </w:r>
+          </w:p>
+        </w:tc>
+        <w:tc>
+          <w:tcPr>
+            <w:tcW w:type="dxa" w:w="2880"/>
+          </w:tcPr>
+          <w:p>
+            <w:pPr>
+              <w:spacing w:before="20" w:after="20"/>
+            </w:pPr>
+            <w:r>
+              <w:rPr>
+                <w:rFonts w:ascii="Consolas" w:hAnsi="Consolas" w:eastAsia="Consolas"/>
+                <w:sz w:val="17"/>
+              </w:rPr>
+              <w:t>obs.coverage()</w:t>
+            </w:r>
+          </w:p>
+        </w:tc>
+        <w:tc>
+          <w:tcPr>
+            <w:tcW w:type="dxa" w:w="2880"/>
+          </w:tcPr>
+          <w:p>
+            <w:pPr>
+              <w:spacing w:before="20" w:after="20"/>
+            </w:pPr>
+            <w:r>
+              <w:rPr>
+                <w:rFonts w:ascii="SimSun" w:hAnsi="SimSun" w:eastAsia="SimSun"/>
+                <w:sz w:val="17"/>
+              </w:rPr>
+              <w:t>当前（含本轮补扫）对分块 i 的覆盖率</w:t>
+            </w:r>
+          </w:p>
+        </w:tc>
+      </w:tr>
+      <w:tr>
+        <w:tc>
+          <w:tcPr>
+            <w:tcW w:type="dxa" w:w="2880"/>
+          </w:tcPr>
+          <w:p>
+            <w:pPr>
+              <w:spacing w:before="20" w:after="20"/>
+            </w:pPr>
+            <w:r>
+              <w:rPr>
+                <w:rFonts w:ascii="Consolas" w:hAnsi="Consolas" w:eastAsia="Consolas"/>
+                <w:sz w:val="17"/>
+              </w:rPr>
+              <w:t>y[i]</w:t>
+            </w:r>
+          </w:p>
+        </w:tc>
+        <w:tc>
+          <w:tcPr>
+            <w:tcW w:type="dxa" w:w="2880"/>
+          </w:tcPr>
+          <w:p>
+            <w:pPr>
+              <w:spacing w:before="20" w:after="20"/>
+            </w:pPr>
+            <w:r>
+              <w:rPr>
+                <w:rFonts w:ascii="Consolas" w:hAnsi="Consolas" w:eastAsia="Consolas"/>
+                <w:sz w:val="17"/>
+              </w:rPr>
+              <w:t>gt["y"]</w:t>
+            </w:r>
+          </w:p>
+        </w:tc>
+        <w:tc>
+          <w:tcPr>
+            <w:tcW w:type="dxa" w:w="2880"/>
+          </w:tcPr>
+          <w:p>
+            <w:pPr>
+              <w:spacing w:before="20" w:after="20"/>
+            </w:pPr>
+            <w:r>
+              <w:rPr>
+                <w:rFonts w:ascii="SimSun" w:hAnsi="SimSun" w:eastAsia="SimSun"/>
+                <w:b/>
+                <w:sz w:val="17"/>
+              </w:rPr>
+              <w:t>缺口判定</w:t>
+            </w:r>
+            <w:r>
+              <w:rPr>
+                <w:rFonts w:ascii="SimSun" w:hAnsi="SimSun" w:eastAsia="SimSun"/>
+                <w:sz w:val="17"/>
+              </w:rPr>
+              <w:t>：</w:t>
+            </w:r>
+            <w:r>
+              <w:rPr>
+                <w:rFonts w:ascii="Consolas" w:hAnsi="Consolas" w:eastAsia="Consolas"/>
+                <w:sz w:val="17"/>
+              </w:rPr>
+              <w:t>y = C_init &lt; 0.5·C_gt</w:t>
+            </w:r>
+          </w:p>
+        </w:tc>
+      </w:tr>
+    </w:tbl>
+    <w:p/>
+    <w:p>
+      <w:pPr>
+        <w:spacing w:after="80"/>
+        <w:jc w:val="both"/>
+      </w:pPr>
+      <w:r>
+        <w:rPr>
+          <w:rFonts w:ascii="SimSun" w:hAnsi="SimSun" w:eastAsia="SimSun"/>
+        </w:rPr>
+        <w:t>两个派生量：</w:t>
+      </w:r>
+    </w:p>
+    <w:p>
+      <w:pPr>
+        <w:ind w:left="280"/>
+      </w:pPr>
+      <w:r>
+        <w:rPr>
+          <w:rFonts w:ascii="Consolas" w:hAnsi="Consolas" w:eastAsia="Consolas"/>
+          <w:color w:val="333333"/>
+          <w:sz w:val="17"/>
+        </w:rPr>
+        <w:t>rec[i] = clip( (C_now[i] − C_init[i]) / max(C_gt[i] − C_init[i], 1e−9), 0, 1 )   # 单分块恢复度</w:t>
+        <w:br/>
+        <w:t>w[i]   = A_i · (1 + λ_E · E_i)                    # 权重, λ_E = lambda_e = 1.0</w:t>
+      </w:r>
+    </w:p>
+    <w:p>
+      <w:pPr>
+        <w:ind w:left="360"/>
+      </w:pPr>
+      <w:r>
+        <w:rPr>
+          <w:rFonts w:ascii="SimSun" w:hAnsi="SimSun" w:eastAsia="SimSun"/>
+          <w:b/>
+          <w:i/>
+        </w:rPr>
+        <w:t>注意 `w` 不是纯面积</w:t>
+      </w:r>
+      <w:r>
+        <w:rPr>
+          <w:rFonts w:ascii="SimSun" w:hAnsi="SimSun" w:eastAsia="SimSun"/>
+          <w:i/>
+        </w:rPr>
+        <w:t xml:space="preserve">，而是 </w:t>
+      </w:r>
+      <w:r>
+        <w:rPr>
+          <w:rFonts w:ascii="SimSun" w:hAnsi="SimSun" w:eastAsia="SimSun"/>
+          <w:b/>
+          <w:i/>
+        </w:rPr>
+        <w:t>面积 ×(1＋重要度)</w:t>
+      </w:r>
+      <w:r>
+        <w:rPr>
+          <w:rFonts w:ascii="SimSun" w:hAnsi="SimSun" w:eastAsia="SimSun"/>
+          <w:i/>
+        </w:rPr>
+        <w:t>。本文件早前版本误写为"按面积加权"，已按代码更正。</w:t>
+      </w:r>
+    </w:p>
+    <w:p>
+      <w:pPr>
+        <w:pStyle w:val="Heading3"/>
+        <w:spacing w:before="120" w:after="80"/>
+      </w:pPr>
+      <w:r>
+        <w:rPr>
+          <w:rFonts w:ascii="SimHei" w:hAnsi="SimHei" w:eastAsia="SimHei"/>
+          <w:color w:val="000000"/>
+          <w:sz w:val="24"/>
+        </w:rPr>
         <w:t>7.1 任务完成度</w:t>
       </w:r>
     </w:p>
@@ -2634,7 +3873,20 @@
           <w:color w:val="000000"/>
           <w:sz w:val="22"/>
         </w:rPr>
-        <w:t xml:space="preserve"> 面积加权缺口恢复率 ↑</w:t>
+        <w:t xml:space="preserve"> 加权缺口恢复率 ↑</w:t>
+      </w:r>
+    </w:p>
+    <w:p>
+      <w:pPr>
+        <w:ind w:left="280"/>
+      </w:pPr>
+      <w:r>
+        <w:rPr>
+          <w:rFonts w:ascii="Consolas" w:hAnsi="Consolas" w:eastAsia="Consolas"/>
+          <w:color w:val="333333"/>
+          <w:sz w:val="17"/>
+        </w:rPr>
+        <w:t>awc = Σ_{i∈缺口} rec[i]·w[i]  /  Σ_{i∈缺口} w[i]</w:t>
       </w:r>
     </w:p>
     <w:p>
@@ -2647,26 +3899,39 @@
           <w:rFonts w:ascii="SimSun" w:hAnsi="SimSun" w:eastAsia="SimSun"/>
           <w:b/>
         </w:rPr>
-        <w:t>定义</w:t>
+        <w:t>统计单位</w:t>
       </w:r>
       <w:r>
         <w:rPr>
           <w:rFonts w:ascii="SimSun" w:hAnsi="SimSun" w:eastAsia="SimSun"/>
         </w:rPr>
-        <w:t>：所有缺口表面分块中，被本轮补充扫描补上的比例，</w:t>
+        <w:t>：</w:t>
       </w:r>
       <w:r>
         <w:rPr>
           <w:rFonts w:ascii="SimSun" w:hAnsi="SimSun" w:eastAsia="SimSun"/>
           <w:b/>
         </w:rPr>
-        <w:t>按分块面积加权</w:t>
+        <w:t>分块</w:t>
       </w:r>
       <w:r>
         <w:rPr>
           <w:rFonts w:ascii="SimSun" w:hAnsi="SimSun" w:eastAsia="SimSun"/>
         </w:rPr>
-        <w:t>。</w:t>
+        <w:t xml:space="preserve">。只统计 </w:t>
+      </w:r>
+      <w:r>
+        <w:rPr>
+          <w:rFonts w:ascii="Consolas" w:hAnsi="Consolas" w:eastAsia="Consolas"/>
+          <w:sz w:val="18"/>
+        </w:rPr>
+        <w:t>y[i]</w:t>
+      </w:r>
+      <w:r>
+        <w:rPr>
+          <w:rFonts w:ascii="SimSun" w:hAnsi="SimSun" w:eastAsia="SimSun"/>
+        </w:rPr>
+        <w:t xml:space="preserve"> 为真的缺口分块。</w:t>
       </w:r>
     </w:p>
     <w:p>
@@ -2679,13 +3944,39 @@
           <w:rFonts w:ascii="SimSun" w:hAnsi="SimSun" w:eastAsia="SimSun"/>
           <w:b/>
         </w:rPr>
-        <w:t>范围</w:t>
+        <w:t>权重</w:t>
       </w:r>
       <w:r>
         <w:rPr>
           <w:rFonts w:ascii="SimSun" w:hAnsi="SimSun" w:eastAsia="SimSun"/>
         </w:rPr>
-        <w:t>：0–1。</w:t>
+        <w:t>：</w:t>
+      </w:r>
+      <w:r>
+        <w:rPr>
+          <w:rFonts w:ascii="Consolas" w:hAnsi="Consolas" w:eastAsia="Consolas"/>
+          <w:sz w:val="18"/>
+        </w:rPr>
+        <w:t>A_i·(1+E_i)</w:t>
+      </w:r>
+      <w:r>
+        <w:rPr>
+          <w:rFonts w:ascii="SimSun" w:hAnsi="SimSun" w:eastAsia="SimSun"/>
+        </w:rPr>
+        <w:t xml:space="preserve"> —— 面积占主导（面积跨约 200 倍，</w:t>
+      </w:r>
+      <w:r>
+        <w:rPr>
+          <w:rFonts w:ascii="Consolas" w:hAnsi="Consolas" w:eastAsia="Consolas"/>
+          <w:sz w:val="18"/>
+        </w:rPr>
+        <w:t>1+E_i</w:t>
+      </w:r>
+      <w:r>
+        <w:rPr>
+          <w:rFonts w:ascii="SimSun" w:hAnsi="SimSun" w:eastAsia="SimSun"/>
+        </w:rPr>
+        <w:t xml:space="preserve"> 只跨 1.0–2.0）。</w:t>
       </w:r>
     </w:p>
     <w:p>
@@ -2698,13 +3989,58 @@
           <w:rFonts w:ascii="SimSun" w:hAnsi="SimSun" w:eastAsia="SimSun"/>
           <w:b/>
         </w:rPr>
+        <w:t>范围</w:t>
+      </w:r>
+      <w:r>
+        <w:rPr>
+          <w:rFonts w:ascii="SimSun" w:hAnsi="SimSun" w:eastAsia="SimSun"/>
+        </w:rPr>
+        <w:t>：0–1。</w:t>
+      </w:r>
+      <w:r>
+        <w:rPr>
+          <w:rFonts w:ascii="Consolas" w:hAnsi="Consolas" w:eastAsia="Consolas"/>
+          <w:sz w:val="18"/>
+        </w:rPr>
+        <w:t>y</w:t>
+      </w:r>
+      <w:r>
+        <w:rPr>
+          <w:rFonts w:ascii="SimSun" w:hAnsi="SimSun" w:eastAsia="SimSun"/>
+        </w:rPr>
+        <w:t xml:space="preserve"> 全假时为 </w:t>
+      </w:r>
+      <w:r>
+        <w:rPr>
+          <w:rFonts w:ascii="Consolas" w:hAnsi="Consolas" w:eastAsia="Consolas"/>
+          <w:sz w:val="18"/>
+        </w:rPr>
+        <w:t>nan</w:t>
+      </w:r>
+      <w:r>
+        <w:rPr>
+          <w:rFonts w:ascii="SimSun" w:hAnsi="SimSun" w:eastAsia="SimSun"/>
+        </w:rPr>
+        <w:t>。</w:t>
+      </w:r>
+    </w:p>
+    <w:p>
+      <w:pPr>
+        <w:pStyle w:val="ListBullet"/>
+        <w:ind w:left="360"/>
+      </w:pPr>
+      <w:r>
+        <w:rPr>
+          <w:rFonts w:ascii="SimSun" w:hAnsi="SimSun" w:eastAsia="SimSun"/>
+          <w:b/>
+        </w:rPr>
         <w:t>不代表</w:t>
       </w:r>
       <w:r>
         <w:rPr>
           <w:rFonts w:ascii="SimSun" w:hAnsi="SimSun" w:eastAsia="SimSun"/>
         </w:rPr>
-        <w:t>：不代表"资产被检查到的比例"。一段大面积母线的分块面积可能是一台断路器的几十倍，所以这个指标会被大而平的表面主导。</w:t>
+        <w:t>：不代表"资产被检查到的比例"。一段大面积母线的分块权重可能是一台断路器的几十倍，所以该指标仍会被大而平的表面主导。</w:t>
       </w:r>
     </w:p>
     <w:p>
@@ -2731,34 +4067,17 @@
     </w:p>
     <w:p>
       <w:pPr>
-        <w:pStyle w:val="ListBullet"/>
-        <w:ind w:left="360"/>
+        <w:ind w:left="280"/>
       </w:pPr>
       <w:r>
         <w:rPr>
-          <w:rFonts w:ascii="SimSun" w:hAnsi="SimSun" w:eastAsia="SimSun"/>
-          <w:b/>
-        </w:rPr>
-        <w:t>定义</w:t>
-      </w:r>
-      <w:r>
-        <w:rPr>
-          <w:rFonts w:ascii="SimSun" w:hAnsi="SimSun" w:eastAsia="SimSun"/>
-        </w:rPr>
-        <w:t>：以</w:t>
-      </w:r>
-      <w:r>
-        <w:rPr>
-          <w:rFonts w:ascii="SimSun" w:hAnsi="SimSun" w:eastAsia="SimSun"/>
-          <w:b/>
-        </w:rPr>
-        <w:t>构件</w:t>
-      </w:r>
-      <w:r>
-        <w:rPr>
-          <w:rFonts w:ascii="SimSun" w:hAnsi="SimSun" w:eastAsia="SimSun"/>
-        </w:rPr>
-        <w:t>为单位统计恢复情况，不按面积加权。</w:t>
+          <w:rFonts w:ascii="Consolas" w:hAnsi="Consolas" w:eastAsia="Consolas"/>
+          <w:color w:val="333333"/>
+          <w:sz w:val="17"/>
+        </w:rPr>
+        <w:t>对每个含缺口的构件 g：  s_g = Σ_{i∈g∩缺口} rec[i]·w[i] / Σ_{i∈g∩缺口} w[i]</w:t>
+        <w:br/>
+        <w:t>asset_recovery = mean_g( s_g )</w:t>
       </w:r>
     </w:p>
     <w:p>
@@ -2771,13 +4090,148 @@
           <w:rFonts w:ascii="SimSun" w:hAnsi="SimSun" w:eastAsia="SimSun"/>
           <w:b/>
         </w:rPr>
-        <w:t>为什么两个都要报</w:t>
+        <w:t>统计单位</w:t>
       </w:r>
       <w:r>
         <w:rPr>
           <w:rFonts w:ascii="SimSun" w:hAnsi="SimSun" w:eastAsia="SimSun"/>
         </w:rPr>
-        <w:t>：二者分歧最能说明问题。E8 中 frontier 的 awc 是 0.797 而asset 只有 0.523 —— 它按面积分配观测，把大而空的区域也扫了，但没有把设备扫全。</w:t>
+        <w:t>：</w:t>
+      </w:r>
+      <w:r>
+        <w:rPr>
+          <w:rFonts w:ascii="SimSun" w:hAnsi="SimSun" w:eastAsia="SimSun"/>
+          <w:b/>
+        </w:rPr>
+        <w:t>构件</w:t>
+      </w:r>
+      <w:r>
+        <w:rPr>
+          <w:rFonts w:ascii="SimSun" w:hAnsi="SimSun" w:eastAsia="SimSun"/>
+        </w:rPr>
+        <w:t>（</w:t>
+      </w:r>
+      <w:r>
+        <w:rPr>
+          <w:rFonts w:ascii="Consolas" w:hAnsi="Consolas" w:eastAsia="Consolas"/>
+          <w:sz w:val="18"/>
+        </w:rPr>
+        <w:t>element_guid</w:t>
+      </w:r>
+      <w:r>
+        <w:rPr>
+          <w:rFonts w:ascii="SimSun" w:hAnsi="SimSun" w:eastAsia="SimSun"/>
+        </w:rPr>
+        <w:t>）。</w:t>
+      </w:r>
+    </w:p>
+    <w:p>
+      <w:pPr>
+        <w:pStyle w:val="ListBullet"/>
+        <w:ind w:left="360"/>
+      </w:pPr>
+      <w:r>
+        <w:rPr>
+          <w:rFonts w:ascii="SimSun" w:hAnsi="SimSun" w:eastAsia="SimSun"/>
+          <w:b/>
+        </w:rPr>
+        <w:t>关键区别</w:t>
+      </w:r>
+      <w:r>
+        <w:rPr>
+          <w:rFonts w:ascii="SimSun" w:hAnsi="SimSun" w:eastAsia="SimSun"/>
+        </w:rPr>
+        <w:t>：</w:t>
+      </w:r>
+      <w:r>
+        <w:rPr>
+          <w:rFonts w:ascii="SimSun" w:hAnsi="SimSun" w:eastAsia="SimSun"/>
+          <w:b/>
+        </w:rPr>
+        <w:t>构件内</w:t>
+      </w:r>
+      <w:r>
+        <w:rPr>
+          <w:rFonts w:ascii="SimSun" w:hAnsi="SimSun" w:eastAsia="SimSun"/>
+        </w:rPr>
+        <w:t xml:space="preserve">按 </w:t>
+      </w:r>
+      <w:r>
+        <w:rPr>
+          <w:rFonts w:ascii="Consolas" w:hAnsi="Consolas" w:eastAsia="Consolas"/>
+          <w:sz w:val="18"/>
+        </w:rPr>
+        <w:t>w</w:t>
+      </w:r>
+      <w:r>
+        <w:rPr>
+          <w:rFonts w:ascii="SimSun" w:hAnsi="SimSun" w:eastAsia="SimSun"/>
+        </w:rPr>
+        <w:t xml:space="preserve"> 加权，</w:t>
+      </w:r>
+      <w:r>
+        <w:rPr>
+          <w:rFonts w:ascii="SimSun" w:hAnsi="SimSun" w:eastAsia="SimSun"/>
+          <w:b/>
+        </w:rPr>
+        <w:t>构件之间等权</w:t>
+      </w:r>
+      <w:r>
+        <w:rPr>
+          <w:rFonts w:ascii="SimSun" w:hAnsi="SimSun" w:eastAsia="SimSun"/>
+        </w:rPr>
+        <w:t>（简单算术平均）。</w:t>
+      </w:r>
+    </w:p>
+    <w:p>
+      <w:pPr>
+        <w:pStyle w:val="ListBullet"/>
+        <w:ind w:left="360"/>
+      </w:pPr>
+      <w:r>
+        <w:rPr>
+          <w:rFonts w:ascii="SimSun" w:hAnsi="SimSun" w:eastAsia="SimSun"/>
+          <w:b/>
+        </w:rPr>
+        <w:t>范围</w:t>
+      </w:r>
+      <w:r>
+        <w:rPr>
+          <w:rFonts w:ascii="SimSun" w:hAnsi="SimSun" w:eastAsia="SimSun"/>
+        </w:rPr>
+        <w:t xml:space="preserve">：0–1。无缺口构件时为 </w:t>
+      </w:r>
+      <w:r>
+        <w:rPr>
+          <w:rFonts w:ascii="Consolas" w:hAnsi="Consolas" w:eastAsia="Consolas"/>
+          <w:sz w:val="18"/>
+        </w:rPr>
+        <w:t>nan</w:t>
+      </w:r>
+      <w:r>
+        <w:rPr>
+          <w:rFonts w:ascii="SimSun" w:hAnsi="SimSun" w:eastAsia="SimSun"/>
+        </w:rPr>
+        <w:t>。</w:t>
+      </w:r>
+    </w:p>
+    <w:p>
+      <w:pPr>
+        <w:pStyle w:val="ListBullet"/>
+        <w:ind w:left="360"/>
+      </w:pPr>
+      <w:r>
+        <w:rPr>
+          <w:rFonts w:ascii="SimSun" w:hAnsi="SimSun" w:eastAsia="SimSun"/>
+          <w:b/>
+        </w:rPr>
+        <w:t>为什么必须单独报</w:t>
+      </w:r>
+      <w:r>
+        <w:rPr>
+          <w:rFonts w:ascii="SimSun" w:hAnsi="SimSun" w:eastAsia="SimSun"/>
+        </w:rPr>
+        <w:t>：实测 S/low 上 4 个主变面 ＋ 5 个建筑面就占了 awc 权重的 92%，十几个断路器/互感器合计不到 4% —— 一个只刷大平面的方案能拿到很高的 awc。验收关心的是"每个资产是否都扫到了"。</w:t>
       </w:r>
     </w:p>
     <w:p>
@@ -2804,6 +4258,21 @@
     </w:p>
     <w:p>
       <w:pPr>
+        <w:ind w:left="280"/>
+      </w:pPr>
+      <w:r>
+        <w:rPr>
+          <w:rFonts w:ascii="Consolas" w:hAnsi="Consolas" w:eastAsia="Consolas"/>
+          <w:color w:val="333333"/>
+          <w:sz w:val="17"/>
+        </w:rPr>
+        <w:t>crit = y &amp; (E_i ≥ 0.8)</w:t>
+        <w:br/>
+        <w:t>crit_recall = mean( C_now[crit] ≥ 0.5 · C_gt[crit] )</w:t>
+      </w:r>
+    </w:p>
+    <w:p>
+      <w:pPr>
         <w:pStyle w:val="ListBullet"/>
         <w:ind w:left="360"/>
       </w:pPr>
@@ -2812,13 +4281,122 @@
           <w:rFonts w:ascii="SimSun" w:hAnsi="SimSun" w:eastAsia="SimSun"/>
           <w:b/>
         </w:rPr>
-        <w:t>定义</w:t>
+        <w:t>统计单位</w:t>
       </w:r>
       <w:r>
         <w:rPr>
           <w:rFonts w:ascii="SimSun" w:hAnsi="SimSun" w:eastAsia="SimSun"/>
         </w:rPr>
-        <w:t>：重要度较高的设备（隔离开关、CT/PT 等，E_i = 0.8）中被补上的比例。</w:t>
+        <w:t>：</w:t>
+      </w:r>
+      <w:r>
+        <w:rPr>
+          <w:rFonts w:ascii="SimSun" w:hAnsi="SimSun" w:eastAsia="SimSun"/>
+          <w:b/>
+        </w:rPr>
+        <w:t>分块</w:t>
+      </w:r>
+      <w:r>
+        <w:rPr>
+          <w:rFonts w:ascii="SimSun" w:hAnsi="SimSun" w:eastAsia="SimSun"/>
+        </w:rPr>
+        <w:t>（不是构件）。</w:t>
+      </w:r>
+    </w:p>
+    <w:p>
+      <w:pPr>
+        <w:pStyle w:val="ListBullet"/>
+        <w:ind w:left="360"/>
+      </w:pPr>
+      <w:r>
+        <w:rPr>
+          <w:rFonts w:ascii="SimSun" w:hAnsi="SimSun" w:eastAsia="SimSun"/>
+          <w:b/>
+        </w:rPr>
+        <w:t>阈值</w:t>
+      </w:r>
+      <w:r>
+        <w:rPr>
+          <w:rFonts w:ascii="SimSun" w:hAnsi="SimSun" w:eastAsia="SimSun"/>
+        </w:rPr>
+        <w:t>：当前覆盖率达到</w:t>
+      </w:r>
+      <w:r>
+        <w:rPr>
+          <w:rFonts w:ascii="SimSun" w:hAnsi="SimSun" w:eastAsia="SimSun"/>
+          <w:b/>
+        </w:rPr>
+        <w:t>参考站集可达覆盖率的一半</w:t>
+      </w:r>
+      <w:r>
+        <w:rPr>
+          <w:rFonts w:ascii="SimSun" w:hAnsi="SimSun" w:eastAsia="SimSun"/>
+        </w:rPr>
+        <w:t xml:space="preserve">即计为"已补上"。该 0.5 与缺口判定 </w:t>
+      </w:r>
+      <w:r>
+        <w:rPr>
+          <w:rFonts w:ascii="Consolas" w:hAnsi="Consolas" w:eastAsia="Consolas"/>
+          <w:sz w:val="18"/>
+        </w:rPr>
+        <w:t>y = C_init &lt; 0.5·C_gt</w:t>
+      </w:r>
+      <w:r>
+        <w:rPr>
+          <w:rFonts w:ascii="SimSun" w:hAnsi="SimSun" w:eastAsia="SimSun"/>
+        </w:rPr>
+        <w:t xml:space="preserve"> 使用同一门槛。</w:t>
+      </w:r>
+    </w:p>
+    <w:p>
+      <w:pPr>
+        <w:pStyle w:val="ListBullet"/>
+        <w:ind w:left="360"/>
+      </w:pPr>
+      <w:r>
+        <w:rPr>
+          <w:rFonts w:ascii="SimSun" w:hAnsi="SimSun" w:eastAsia="SimSun"/>
+          <w:b/>
+        </w:rPr>
+        <w:t>哪些算关键</w:t>
+      </w:r>
+      <w:r>
+        <w:rPr>
+          <w:rFonts w:ascii="SimSun" w:hAnsi="SimSun" w:eastAsia="SimSun"/>
+        </w:rPr>
+        <w:t>：</w:t>
+      </w:r>
+      <w:r>
+        <w:rPr>
+          <w:rFonts w:ascii="Consolas" w:hAnsi="Consolas" w:eastAsia="Consolas"/>
+          <w:sz w:val="18"/>
+        </w:rPr>
+        <w:t>E_i ≥ 0.8</w:t>
+      </w:r>
+      <w:r>
+        <w:rPr>
+          <w:rFonts w:ascii="SimSun" w:hAnsi="SimSun" w:eastAsia="SimSun"/>
+        </w:rPr>
+        <w:t xml:space="preserve"> 的缺口分块（隔离开关、CT/PT、断路器等）。</w:t>
+      </w:r>
+    </w:p>
+    <w:p>
+      <w:pPr>
+        <w:pStyle w:val="ListBullet"/>
+        <w:ind w:left="360"/>
+      </w:pPr>
+      <w:r>
+        <w:rPr>
+          <w:rFonts w:ascii="SimSun" w:hAnsi="SimSun" w:eastAsia="SimSun"/>
+          <w:b/>
+        </w:rPr>
+        <w:t>范围</w:t>
+      </w:r>
+      <w:r>
+        <w:rPr>
+          <w:rFonts w:ascii="SimSun" w:hAnsi="SimSun" w:eastAsia="SimSun"/>
+        </w:rPr>
+        <w:t>：0–1。</w:t>
       </w:r>
     </w:p>
     <w:p>
@@ -2861,21 +4439,19 @@
     </w:p>
     <w:p>
       <w:pPr>
-        <w:pStyle w:val="ListBullet"/>
-        <w:ind w:left="360"/>
+        <w:ind w:left="280"/>
       </w:pPr>
       <w:r>
         <w:rPr>
           <w:rFonts w:ascii="Consolas" w:hAnsi="Consolas" w:eastAsia="Consolas"/>
-          <w:sz w:val="18"/>
-        </w:rPr>
-        <w:t>dens_ok</w:t>
-      </w:r>
-      <w:r>
-        <w:rPr>
-          <w:rFonts w:ascii="SimSun" w:hAnsi="SimSun" w:eastAsia="SimSun"/>
-        </w:rPr>
-        <w:t>：点密度达到要求的分块比例。</w:t>
+          <w:color w:val="333333"/>
+          <w:sz w:val="17"/>
+        </w:rPr>
+        <w:t>ρ_req[i] = ρ0 · (1 + λ_E · clip(E_i,0,1))            # 公式(33), ρ0 = 50</w:t>
+        <w:br/>
+        <w:t>dens_ok  = mean_i( n_pts[i]/A_i ≥ ρ_req[i] )         # 对**全部**分块, 不只缺口分块</w:t>
+        <w:br/>
+        <w:t>dens_ok_vs_full = dens_ok / ref,  ref 为用参考站集点数按同式算得的达标率</w:t>
       </w:r>
     </w:p>
     <w:p>
@@ -2885,6 +4461,38 @@
       </w:pPr>
       <w:r>
         <w:rPr>
+          <w:rFonts w:ascii="SimSun" w:hAnsi="SimSun" w:eastAsia="SimSun"/>
+          <w:b/>
+        </w:rPr>
+        <w:t>统计单位</w:t>
+      </w:r>
+      <w:r>
+        <w:rPr>
+          <w:rFonts w:ascii="SimSun" w:hAnsi="SimSun" w:eastAsia="SimSun"/>
+        </w:rPr>
+        <w:t>：</w:t>
+      </w:r>
+      <w:r>
+        <w:rPr>
+          <w:rFonts w:ascii="SimSun" w:hAnsi="SimSun" w:eastAsia="SimSun"/>
+          <w:b/>
+        </w:rPr>
+        <w:t>全部分块</w:t>
+      </w:r>
+      <w:r>
+        <w:rPr>
+          <w:rFonts w:ascii="SimSun" w:hAnsi="SimSun" w:eastAsia="SimSun"/>
+        </w:rPr>
+        <w:t>（注意：与 awc/asset 不同，不限于缺口分块）。</w:t>
+      </w:r>
+    </w:p>
+    <w:p>
+      <w:pPr>
+        <w:pStyle w:val="ListBullet"/>
+        <w:ind w:left="360"/>
+      </w:pPr>
+      <w:r>
+        <w:rPr>
           <w:rFonts w:ascii="Consolas" w:hAnsi="Consolas" w:eastAsia="Consolas"/>
           <w:sz w:val="18"/>
         </w:rPr>
@@ -2894,33 +4502,20 @@
         <w:rPr>
           <w:rFonts w:ascii="SimSun" w:hAnsi="SimSun" w:eastAsia="SimSun"/>
         </w:rPr>
-        <w:t>：相对于"完整参考站集"所能达到的密度达标率之</w:t>
+        <w:t xml:space="preserve"> </w:t>
       </w:r>
       <w:r>
         <w:rPr>
           <w:rFonts w:ascii="SimSun" w:hAnsi="SimSun" w:eastAsia="SimSun"/>
           <w:b/>
         </w:rPr>
-        <w:t>比值</w:t>
+        <w:t>可以大于 1</w:t>
       </w:r>
       <w:r>
         <w:rPr>
           <w:rFonts w:ascii="SimSun" w:hAnsi="SimSun" w:eastAsia="SimSun"/>
         </w:rPr>
-        <w:t>。</w:t>
-      </w:r>
-      <w:r>
-        <w:rPr>
-          <w:rFonts w:ascii="SimSun" w:hAnsi="SimSun" w:eastAsia="SimSun"/>
-          <w:b/>
-        </w:rPr>
-        <w:t>可以大于 1</w:t>
-      </w:r>
-      <w:r>
-        <w:rPr>
-          <w:rFonts w:ascii="SimSun" w:hAnsi="SimSun" w:eastAsia="SimSun"/>
-        </w:rPr>
-        <w:t>（表示比参考站集做得还好），不是错误。</w:t>
+        <w:t>（比参考站集做得还好），不是错误。</w:t>
       </w:r>
     </w:p>
     <w:p>
@@ -3538,7 +5133,40 @@
         <w:rPr>
           <w:rFonts w:ascii="SimSun" w:hAnsi="SimSun" w:eastAsia="SimSun"/>
         </w:rPr>
-        <w:t>非"未确认"状态的栅格占全部栅格的比例。</w:t>
+        <w:t>实现：</w:t>
+      </w:r>
+      <w:r>
+        <w:rPr>
+          <w:rFonts w:ascii="Consolas" w:hAnsi="Consolas" w:eastAsia="Consolas"/>
+          <w:sz w:val="18"/>
+        </w:rPr>
+        <w:t>PlanningEnvGrid.known_ratio()</w:t>
+      </w:r>
+      <w:r>
+        <w:rPr>
+          <w:rFonts w:ascii="SimSun" w:hAnsi="SimSun" w:eastAsia="SimSun"/>
+        </w:rPr>
+        <w:t xml:space="preserve"> = </w:t>
+      </w:r>
+      <w:r>
+        <w:rPr>
+          <w:rFonts w:ascii="Consolas" w:hAnsi="Consolas" w:eastAsia="Consolas"/>
+          <w:sz w:val="18"/>
+        </w:rPr>
+        <w:t>mean(state != UNKNOWN)</w:t>
+      </w:r>
+      <w:r>
+        <w:rPr>
+          <w:rFonts w:ascii="SimSun" w:hAnsi="SimSun" w:eastAsia="SimSun"/>
+        </w:rPr>
+        <w:t xml:space="preserve"> </w:t>
+      </w:r>
+      <w:r>
+        <w:rPr>
+          <w:rFonts w:ascii="SimSun" w:hAnsi="SimSun" w:eastAsia="SimSun"/>
+          <w:b/>
+        </w:rPr>
+        <w:t>[A]</w:t>
       </w:r>
     </w:p>
     <w:p>
@@ -3551,13 +5179,26 @@
           <w:rFonts w:ascii="SimSun" w:hAnsi="SimSun" w:eastAsia="SimSun"/>
           <w:b/>
         </w:rPr>
-        <w:t>这是探索类方法的目标函数</w:t>
+        <w:t>统计单位</w:t>
       </w:r>
       <w:r>
         <w:rPr>
           <w:rFonts w:ascii="SimSun" w:hAnsi="SimSun" w:eastAsia="SimSun"/>
         </w:rPr>
-        <w:t>，不是本方法的。</w:t>
+        <w:t>：</w:t>
+      </w:r>
+      <w:r>
+        <w:rPr>
+          <w:rFonts w:ascii="SimSun" w:hAnsi="SimSun" w:eastAsia="SimSun"/>
+          <w:b/>
+        </w:rPr>
+        <w:t>M_occ 的二维栅格</w:t>
+      </w:r>
+      <w:r>
+        <w:rPr>
+          <w:rFonts w:ascii="SimSun" w:hAnsi="SimSun" w:eastAsia="SimSun"/>
+        </w:rPr>
+        <w:t>（分辨率 0.25 m），覆盖整个场地包围盒。</w:t>
       </w:r>
     </w:p>
     <w:p>
@@ -3568,8 +5209,47 @@
       <w:r>
         <w:rPr>
           <w:rFonts w:ascii="SimSun" w:hAnsi="SimSun" w:eastAsia="SimSun"/>
-        </w:rPr>
-        <w:t>LEGACY 档恒为 1.000（规划器一开始就有完整地图，按定义已知率为 1）。</w:t>
+          <w:b/>
+        </w:rPr>
+        <w:t>这是探索类方法的目标函数</w:t>
+      </w:r>
+      <w:r>
+        <w:rPr>
+          <w:rFonts w:ascii="SimSun" w:hAnsi="SimSun" w:eastAsia="SimSun"/>
+        </w:rPr>
+        <w:t>，不是本方法的。</w:t>
+      </w:r>
+    </w:p>
+    <w:p>
+      <w:pPr>
+        <w:pStyle w:val="ListBullet"/>
+        <w:ind w:left="360"/>
+      </w:pPr>
+      <w:r>
+        <w:rPr>
+          <w:rFonts w:ascii="SimSun" w:hAnsi="SimSun" w:eastAsia="SimSun"/>
+        </w:rPr>
+        <w:t xml:space="preserve">LEGACY 档恒为 1.000：该档不使用 </w:t>
+      </w:r>
+      <w:r>
+        <w:rPr>
+          <w:rFonts w:ascii="Consolas" w:hAnsi="Consolas" w:eastAsia="Consolas"/>
+          <w:sz w:val="18"/>
+        </w:rPr>
+        <w:t>PlanningEnvGrid</w:t>
+      </w:r>
+      <w:r>
+        <w:rPr>
+          <w:rFonts w:ascii="SimSun" w:hAnsi="SimSun" w:eastAsia="SimSun"/>
+        </w:rPr>
+        <w:t>，规划器一开始即持有完整地图，按定义已知率为 1（代码中直接写入 1.0，非测量值）。</w:t>
+      </w:r>
+      <w:r>
+        <w:rPr>
+          <w:rFonts w:ascii="SimSun" w:hAnsi="SimSun" w:eastAsia="SimSun"/>
+          <w:b/>
+        </w:rPr>
+        <w:t>[A]</w:t>
       </w:r>
     </w:p>
     <w:p>
@@ -4856,6 +6536,306 @@
           <w:rFonts w:ascii="SimSun" w:hAnsi="SimSun" w:eastAsia="SimSun"/>
         </w:rPr>
         <w:t>，且 commit 守卫会拦住把两种口径拼在一起的续跑。既有结果全部原样保留在盘上。</w:t>
+      </w:r>
+    </w:p>
+    <w:p>
+      <w:pPr>
+        <w:pStyle w:val="Heading3"/>
+        <w:spacing w:before="120" w:after="80"/>
+      </w:pPr>
+      <w:r>
+        <w:rPr>
+          <w:rFonts w:ascii="SimHei" w:hAnsi="SimHei" w:eastAsia="SimHei"/>
+          <w:color w:val="000000"/>
+          <w:sz w:val="24"/>
+        </w:rPr>
+        <w:t>10.4 本实验是"已有初始扫描之后的补扫"，不是从零开始的自主探索</w:t>
+      </w:r>
+    </w:p>
+    <w:p>
+      <w:pPr>
+        <w:spacing w:after="80"/>
+        <w:jc w:val="both"/>
+      </w:pPr>
+      <w:r>
+        <w:rPr>
+          <w:rFonts w:ascii="SimSun" w:hAnsi="SimSun" w:eastAsia="SimSun"/>
+          <w:b/>
+        </w:rPr>
+        <w:t>这是本轮结论最重要的适用边界。</w:t>
+      </w:r>
+    </w:p>
+    <w:p>
+      <w:pPr>
+        <w:spacing w:after="80"/>
+        <w:jc w:val="both"/>
+      </w:pPr>
+      <w:r>
+        <w:rPr>
+          <w:rFonts w:ascii="SimSun" w:hAnsi="SimSun" w:eastAsia="SimSun"/>
+        </w:rPr>
+        <w:t>实测：P0 条件下，</w:t>
+      </w:r>
+      <w:r>
+        <w:rPr>
+          <w:rFonts w:ascii="SimSun" w:hAnsi="SimSun" w:eastAsia="SimSun"/>
+          <w:b/>
+        </w:rPr>
+        <w:t>仅初始三站扫描之后</w:t>
+      </w:r>
+      <w:r>
+        <w:rPr>
+          <w:rFonts w:ascii="SimSun" w:hAnsi="SimSun" w:eastAsia="SimSun"/>
+        </w:rPr>
+        <w:t>，M_occ 的已确认栅格比例已达</w:t>
+      </w:r>
+      <w:r>
+        <w:rPr>
+          <w:rFonts w:ascii="SimSun" w:hAnsi="SimSun" w:eastAsia="SimSun"/>
+          <w:b/>
+        </w:rPr>
+        <w:t>0.893</w:t>
+      </w:r>
+      <w:r>
+        <w:rPr>
+          <w:rFonts w:ascii="SimSun" w:hAnsi="SimSun" w:eastAsia="SimSun"/>
+        </w:rPr>
+        <w:t>（12 个场景/种子组合，范围 0.814–0.950）</w:t>
+      </w:r>
+      <w:r>
+        <w:rPr>
+          <w:rFonts w:ascii="SimSun" w:hAnsi="SimSun" w:eastAsia="SimSun"/>
+          <w:b/>
+        </w:rPr>
+        <w:t>[A]</w:t>
+      </w:r>
+      <w:r>
+        <w:rPr>
+          <w:rFonts w:ascii="SimSun" w:hAnsi="SimSun" w:eastAsia="SimSun"/>
+        </w:rPr>
+        <w:t>；补扫过程再把它推到 0.949。</w:t>
+      </w:r>
+    </w:p>
+    <w:p>
+      <w:pPr>
+        <w:spacing w:after="80"/>
+        <w:jc w:val="both"/>
+      </w:pPr>
+      <w:r>
+        <w:rPr>
+          <w:rFonts w:ascii="SimSun" w:hAnsi="SimSun" w:eastAsia="SimSun"/>
+        </w:rPr>
+        <w:t>因此 E7 证明的是：</w:t>
+      </w:r>
+    </w:p>
+    <w:p>
+      <w:pPr>
+        <w:ind w:left="360"/>
+      </w:pPr>
+      <w:r>
+        <w:rPr>
+          <w:rFonts w:ascii="SimSun" w:hAnsi="SimSun" w:eastAsia="SimSun"/>
+          <w:i/>
+        </w:rPr>
+        <w:t>在</w:t>
+      </w:r>
+      <w:r>
+        <w:rPr>
+          <w:rFonts w:ascii="SimSun" w:hAnsi="SimSun" w:eastAsia="SimSun"/>
+          <w:b/>
+          <w:i/>
+        </w:rPr>
+        <w:t>已经完成初始扫描、并由初始扫描获得较丰富通行观测</w:t>
+      </w:r>
+      <w:r>
+        <w:rPr>
+          <w:rFonts w:ascii="SimSun" w:hAnsi="SimSun" w:eastAsia="SimSun"/>
+          <w:i/>
+        </w:rPr>
+        <w:t>的补扫阶段，不需要额外用完整设计模型生成通行地图。</w:t>
+      </w:r>
+    </w:p>
+    <w:p>
+      <w:pPr>
+        <w:spacing w:after="80"/>
+        <w:jc w:val="both"/>
+      </w:pPr>
+      <w:r>
+        <w:rPr>
+          <w:rFonts w:ascii="SimSun" w:hAnsi="SimSun" w:eastAsia="SimSun"/>
+        </w:rPr>
+        <w:t>它</w:t>
+      </w:r>
+      <w:r>
+        <w:rPr>
+          <w:rFonts w:ascii="SimSun" w:hAnsi="SimSun" w:eastAsia="SimSun"/>
+          <w:b/>
+        </w:rPr>
+        <w:t>没有</w:t>
+      </w:r>
+      <w:r>
+        <w:rPr>
+          <w:rFonts w:ascii="SimSun" w:hAnsi="SimSun" w:eastAsia="SimSun"/>
+        </w:rPr>
+        <w:t>证明：</w:t>
+      </w:r>
+    </w:p>
+    <w:p>
+      <w:pPr>
+        <w:ind w:left="360"/>
+      </w:pPr>
+      <w:r>
+        <w:rPr>
+          <w:rFonts w:ascii="SimSun" w:hAnsi="SimSun" w:eastAsia="SimSun"/>
+          <w:i/>
+        </w:rPr>
+        <w:t>机器人可以从几乎完全未知的环境开始自主探索。</w:t>
+      </w:r>
+    </w:p>
+    <w:p>
+      <w:pPr>
+        <w:spacing w:after="80"/>
+        <w:jc w:val="both"/>
+      </w:pPr>
+      <w:r>
+        <w:rPr>
+          <w:rFonts w:ascii="SimSun" w:hAnsi="SimSun" w:eastAsia="SimSun"/>
+        </w:rPr>
+        <w:t>这与另一条边界完全一致：</w:t>
+      </w:r>
+      <w:r>
+        <w:rPr>
+          <w:rFonts w:ascii="SimSun" w:hAnsi="SimSun" w:eastAsia="SimSun"/>
+          <w:b/>
+        </w:rPr>
+        <w:t>本发明不解决"完全无信息时如何选择第一站"</w:t>
+      </w:r>
+      <w:r>
+        <w:rPr>
+          <w:rFonts w:ascii="SimSun" w:hAnsi="SimSun" w:eastAsia="SimSun"/>
+        </w:rPr>
+        <w:t>——初始站位是作业输入（现场记录的实际架站位置），不由本方法推出。</w:t>
+      </w:r>
+    </w:p>
+    <w:p>
+      <w:pPr>
+        <w:pStyle w:val="Heading3"/>
+        <w:spacing w:before="120" w:after="80"/>
+      </w:pPr>
+      <w:r>
+        <w:rPr>
+          <w:rFonts w:ascii="SimHei" w:hAnsi="SimHei" w:eastAsia="SimHei"/>
+          <w:color w:val="000000"/>
+          <w:sz w:val="24"/>
+        </w:rPr>
+        <w:t>10.5 E8 只直接对照了 frontier 探索基线，不是 NBV/SLAM 基准测试</w:t>
+      </w:r>
+    </w:p>
+    <w:p>
+      <w:pPr>
+        <w:spacing w:after="80"/>
+        <w:jc w:val="both"/>
+      </w:pPr>
+      <w:r>
+        <w:rPr>
+          <w:rFonts w:ascii="SimSun" w:hAnsi="SimSun" w:eastAsia="SimSun"/>
+        </w:rPr>
+        <w:t xml:space="preserve">E8 实现并实测的是 </w:t>
+      </w:r>
+      <w:r>
+        <w:rPr>
+          <w:rFonts w:ascii="SimSun" w:hAnsi="SimSun" w:eastAsia="SimSun"/>
+          <w:b/>
+        </w:rPr>
+        <w:t>frontier-based exploration</w:t>
+      </w:r>
+      <w:r>
+        <w:rPr>
+          <w:rFonts w:ascii="SimSun" w:hAnsi="SimSun" w:eastAsia="SimSun"/>
+        </w:rPr>
+        <w:t xml:space="preserve"> 一种基线。</w:t>
+      </w:r>
+      <w:r>
+        <w:rPr>
+          <w:rFonts w:ascii="SimSun" w:hAnsi="SimSun" w:eastAsia="SimSun"/>
+          <w:b/>
+        </w:rPr>
+        <w:t>未</w:t>
+      </w:r>
+      <w:r>
+        <w:rPr>
+          <w:rFonts w:ascii="SimSun" w:hAnsi="SimSun" w:eastAsia="SimSun"/>
+        </w:rPr>
+        <w:t>实测：learning-based NBV、reconstruction NBV、uncertainty-based NBV、现代 active SLAM 基准。</w:t>
+      </w:r>
+    </w:p>
+    <w:p>
+      <w:pPr>
+        <w:pStyle w:val="ListBullet"/>
+        <w:ind w:left="360"/>
+      </w:pPr>
+      <w:r>
+        <w:rPr>
+          <w:rFonts w:ascii="SimSun" w:hAnsi="SimSun" w:eastAsia="SimSun"/>
+        </w:rPr>
+        <w:t>可以写：本方法与 SLAM / frontier / NBV 在</w:t>
+      </w:r>
+      <w:r>
+        <w:rPr>
+          <w:rFonts w:ascii="SimSun" w:hAnsi="SimSun" w:eastAsia="SimSun"/>
+          <w:b/>
+        </w:rPr>
+        <w:t>任务定义与收益函数层面</w:t>
+      </w:r>
+      <w:r>
+        <w:rPr>
+          <w:rFonts w:ascii="SimSun" w:hAnsi="SimSun" w:eastAsia="SimSun"/>
+        </w:rPr>
+        <w:t>存在区别。</w:t>
+      </w:r>
+    </w:p>
+    <w:p>
+      <w:pPr>
+        <w:pStyle w:val="ListBullet"/>
+        <w:ind w:left="360"/>
+      </w:pPr>
+      <w:r>
+        <w:rPr>
+          <w:rFonts w:ascii="SimSun" w:hAnsi="SimSun" w:eastAsia="SimSun"/>
+        </w:rPr>
+        <w:t>若写"实验表明"，必须限定：</w:t>
+      </w:r>
+      <w:r>
+        <w:rPr>
+          <w:rFonts w:ascii="SimSun" w:hAnsi="SimSun" w:eastAsia="SimSun"/>
+          <w:b/>
+        </w:rPr>
+        <w:t>E8 直接实验比较的是 frontier-based exploration</w:t>
+      </w:r>
+      <w:r>
+        <w:rPr>
+          <w:rFonts w:ascii="SimSun" w:hAnsi="SimSun" w:eastAsia="SimSun"/>
+        </w:rPr>
+        <w:t>。</w:t>
+      </w:r>
+    </w:p>
+    <w:p>
+      <w:pPr>
+        <w:pStyle w:val="ListBullet"/>
+        <w:ind w:left="360"/>
+      </w:pPr>
+      <w:r>
+        <w:rPr>
+          <w:rFonts w:ascii="SimSun" w:hAnsi="SimSun" w:eastAsia="SimSun"/>
+          <w:b/>
+        </w:rPr>
+        <w:t>不得</w:t>
+      </w:r>
+      <w:r>
+        <w:rPr>
+          <w:rFonts w:ascii="SimSun" w:hAnsi="SimSun" w:eastAsia="SimSun"/>
+        </w:rPr>
+        <w:t>据此声称优于所有 NBV 或 SLAM 方法。</w:t>
       </w:r>
     </w:p>
     <w:sectPr>
